--- a/Система/Созыкин/18 - система доменных имён DNS.docx
+++ b/Система/Созыкин/18 - система доменных имён DNS.docx
@@ -12,7 +12,9 @@
         </w:rPr>
       </w:pPr>
       <w:r>
-        <w:rPr/>
+        <w:rPr>
+          <w:lang w:val="en-US"/>
+        </w:rPr>
       </w:r>
     </w:p>
     <w:p>
@@ -25,7 +27,9 @@
         </w:rPr>
       </w:pPr>
       <w:r>
-        <w:rPr/>
+        <w:rPr>
+          <w:lang w:val="en-US"/>
+        </w:rPr>
       </w:r>
     </w:p>
     <w:p>
@@ -1544,179 +1548,6 @@
       <w:r>
         <w:rPr/>
         <w:t xml:space="preserve"> адрес.</w:t>
-      </w:r>
-    </w:p>
-    <w:p>
-      <w:pPr>
-        <w:pStyle w:val="Normal"/>
-        <w:spacing w:before="0" w:after="0"/>
-        <w:rPr/>
-      </w:pPr>
-      <w:r>
-        <w:rPr/>
-        <w:t xml:space="preserve">Так, клиент </w:t>
-      </w:r>
-      <w:r>
-        <w:rPr>
-          <w:lang w:val="en-US"/>
-        </w:rPr>
-        <w:t>DNS</w:t>
-      </w:r>
-      <w:r>
-        <w:rPr/>
-        <w:t xml:space="preserve"> подключается к </w:t>
-      </w:r>
-      <w:r>
-        <w:rPr>
-          <w:lang w:val="en-US"/>
-        </w:rPr>
-        <w:t>DNS</w:t>
-      </w:r>
-      <w:r>
-        <w:rPr/>
-        <w:t xml:space="preserve">-резолверу, отправляет ему запрос на определение доменного имени по </w:t>
-      </w:r>
-      <w:r>
-        <w:rPr>
-          <w:lang w:val="en-US"/>
-        </w:rPr>
-        <w:t>IP</w:t>
-      </w:r>
-      <w:r>
-        <w:rPr/>
-        <w:t xml:space="preserve">-адресу. </w:t>
-      </w:r>
-      <w:r>
-        <w:rPr>
-          <w:lang w:val="en-US"/>
-        </w:rPr>
-        <w:t>DNS</w:t>
-      </w:r>
-      <w:r>
-        <w:rPr/>
-        <w:t xml:space="preserve">-резолвер обращается к дереву доменных имён, находит соответствующий </w:t>
-      </w:r>
-      <w:r>
-        <w:rPr>
-          <w:lang w:val="en-US"/>
-        </w:rPr>
-        <w:t>IP</w:t>
-      </w:r>
-      <w:r>
-        <w:rPr/>
-        <w:t xml:space="preserve">-адрес, и возвращает его клиенту. При этом, </w:t>
-      </w:r>
-      <w:r>
-        <w:rPr>
-          <w:lang w:val="en-US"/>
-        </w:rPr>
-        <w:t>DNS</w:t>
-      </w:r>
-      <w:r>
-        <w:rPr/>
-        <w:t xml:space="preserve">-резолвер обычно сохраняет найденный </w:t>
-      </w:r>
-      <w:r>
-        <w:rPr>
-          <w:lang w:val="en-US"/>
-        </w:rPr>
-        <w:t>IP</w:t>
-      </w:r>
-      <w:r>
-        <w:rPr/>
-        <w:t xml:space="preserve">-адрес в кэше, чтобы при получении ещё одного запроса от клиента с таким-же доменным именем, можно было отдать </w:t>
-      </w:r>
-      <w:r>
-        <w:rPr>
-          <w:lang w:val="en-US"/>
-        </w:rPr>
-        <w:t>IP</w:t>
-      </w:r>
-      <w:r>
-        <w:rPr/>
-        <w:t>-адрес быстрее – взять его из кэша, а не искать в большом распределённом дереве доменных имен.</w:t>
-      </w:r>
-    </w:p>
-    <w:p>
-      <w:pPr>
-        <w:pStyle w:val="Normal"/>
-        <w:spacing w:before="0" w:after="0"/>
-        <w:rPr/>
-      </w:pPr>
-      <w:r>
-        <w:rPr/>
-      </w:r>
-    </w:p>
-    <w:p>
-      <w:pPr>
-        <w:pStyle w:val="Normal"/>
-        <w:spacing w:before="0" w:after="0"/>
-        <w:rPr/>
-      </w:pPr>
-      <w:r>
-        <w:rPr/>
-        <w:t xml:space="preserve">Как клиент получает адрес </w:t>
-      </w:r>
-      <w:r>
-        <w:rPr>
-          <w:lang w:val="en-US"/>
-        </w:rPr>
-        <w:t>DNS</w:t>
-      </w:r>
-      <w:r>
-        <w:rPr/>
-        <w:t xml:space="preserve"> резолвера?</w:t>
-      </w:r>
-    </w:p>
-    <w:p>
-      <w:pPr>
-        <w:pStyle w:val="Normal"/>
-        <w:spacing w:before="0" w:after="0"/>
-        <w:rPr/>
-      </w:pPr>
-      <w:r>
-        <w:rPr/>
-        <w:t xml:space="preserve">Как правило, клиент получает автоматически адрес </w:t>
-      </w:r>
-      <w:r>
-        <w:rPr>
-          <w:lang w:val="en-US"/>
-        </w:rPr>
-        <w:t>DNS</w:t>
-      </w:r>
-      <w:r>
-        <w:rPr/>
-        <w:t xml:space="preserve">-резолвера, при конфигурации, вместе с </w:t>
-      </w:r>
-      <w:r>
-        <w:rPr>
-          <w:lang w:val="en-US"/>
-        </w:rPr>
-        <w:t>IP</w:t>
-      </w:r>
-      <w:r>
-        <w:rPr/>
-        <w:t xml:space="preserve">-адресом. Также можно взять любой адрес </w:t>
-      </w:r>
-      <w:r>
-        <w:rPr>
-          <w:lang w:val="en-US"/>
-        </w:rPr>
-        <w:t>DNS</w:t>
-      </w:r>
-      <w:r>
-        <w:rPr/>
-        <w:t xml:space="preserve">-резолвера, который доступен в интернет – там есть большое кол-во открытых адресов </w:t>
-      </w:r>
-      <w:r>
-        <w:rPr>
-          <w:lang w:val="en-US"/>
-        </w:rPr>
-        <w:t>DNS</w:t>
-      </w:r>
-      <w:r>
-        <w:rPr/>
-        <w:t>-резолверов.</w:t>
       </w:r>
     </w:p>
     <w:p>
@@ -2564,6 +2395,7 @@
     <w:rsid w:val="00b915b7"/>
     <w:pPr>
       <w:widowControl/>
+      <w:suppressAutoHyphens w:val="true"/>
       <w:bidi w:val="0"/>
       <w:spacing w:lineRule="auto" w:line="240" w:before="0" w:after="160"/>
       <w:jc w:val="left"/>

--- a/Система/Созыкин/18 - система доменных имён DNS.docx
+++ b/Система/Созыкин/18 - система доменных имён DNS.docx
@@ -1,77 +1,50 @@
 
 <file path=word/document.xml><?xml version="1.0" encoding="utf-8"?>
-<w:document xmlns:o="urn:schemas-microsoft-com:office:office" xmlns:r="http://schemas.openxmlformats.org/officeDocument/2006/relationships" xmlns:v="urn:schemas-microsoft-com:vml" xmlns:w="http://schemas.openxmlformats.org/wordprocessingml/2006/main" xmlns:w10="urn:schemas-microsoft-com:office:word" xmlns:wp="http://schemas.openxmlformats.org/drawingml/2006/wordprocessingDrawing" xmlns:wps="http://schemas.microsoft.com/office/word/2010/wordprocessingShape" xmlns:wpg="http://schemas.microsoft.com/office/word/2010/wordprocessingGroup" xmlns:mc="http://schemas.openxmlformats.org/markup-compatibility/2006" xmlns:wp14="http://schemas.microsoft.com/office/word/2010/wordprocessingDrawing" xmlns:w14="http://schemas.microsoft.com/office/word/2010/wordml" xmlns:w15="http://schemas.microsoft.com/office/word/2012/wordml" mc:Ignorable="w14 wp14 w15">
+<w:document xmlns:wpc="http://schemas.microsoft.com/office/word/2010/wordprocessingCanvas" xmlns:cx="http://schemas.microsoft.com/office/drawing/2014/chartex" xmlns:cx1="http://schemas.microsoft.com/office/drawing/2015/9/8/chartex" xmlns:cx2="http://schemas.microsoft.com/office/drawing/2015/10/21/chartex" xmlns:cx3="http://schemas.microsoft.com/office/drawing/2016/5/9/chartex" xmlns:cx4="http://schemas.microsoft.com/office/drawing/2016/5/10/chartex" xmlns:cx5="http://schemas.microsoft.com/office/drawing/2016/5/11/chartex" xmlns:cx6="http://schemas.microsoft.com/office/drawing/2016/5/12/chartex" xmlns:cx7="http://schemas.microsoft.com/office/drawing/2016/5/13/chartex" xmlns:cx8="http://schemas.microsoft.com/office/drawing/2016/5/14/chartex" xmlns:mc="http://schemas.openxmlformats.org/markup-compatibility/2006" xmlns:aink="http://schemas.microsoft.com/office/drawing/2016/ink" xmlns:am3d="http://schemas.microsoft.com/office/drawing/2017/model3d" xmlns:o="urn:schemas-microsoft-com:office:office" xmlns:oel="http://schemas.microsoft.com/office/2019/extlst" xmlns:r="http://schemas.openxmlformats.org/officeDocument/2006/relationships" xmlns:m="http://schemas.openxmlformats.org/officeDocument/2006/math" xmlns:v="urn:schemas-microsoft-com:vml" xmlns:wp14="http://schemas.microsoft.com/office/word/2010/wordprocessingDrawing" xmlns:wp="http://schemas.openxmlformats.org/drawingml/2006/wordprocessingDrawing" xmlns:w10="urn:schemas-microsoft-com:office:word" xmlns:w="http://schemas.openxmlformats.org/wordprocessingml/2006/main" xmlns:w14="http://schemas.microsoft.com/office/word/2010/wordml" xmlns:w15="http://schemas.microsoft.com/office/word/2012/wordml" xmlns:w16cex="http://schemas.microsoft.com/office/word/2018/wordml/cex" xmlns:w16cid="http://schemas.microsoft.com/office/word/2016/wordml/cid" xmlns:w16="http://schemas.microsoft.com/office/word/2018/wordml" xmlns:w16du="http://schemas.microsoft.com/office/word/2023/wordml/word16du" xmlns:w16sdtdh="http://schemas.microsoft.com/office/word/2020/wordml/sdtdatahash" xmlns:w16sdtfl="http://schemas.microsoft.com/office/word/2024/wordml/sdtformatlock" xmlns:w16se="http://schemas.microsoft.com/office/word/2015/wordml/symex" xmlns:wpg="http://schemas.microsoft.com/office/word/2010/wordprocessingGroup" xmlns:wpi="http://schemas.microsoft.com/office/word/2010/wordprocessingInk" xmlns:wne="http://schemas.microsoft.com/office/word/2006/wordml" xmlns:wps="http://schemas.microsoft.com/office/word/2010/wordprocessingShape" mc:Ignorable="w14 w15 w16se w16cid w16 w16cex w16sdtdh w16sdtfl w16du wp14">
   <w:body>
     <w:p>
       <w:pPr>
-        <w:pStyle w:val="Normal"/>
-        <w:spacing w:before="0" w:after="0"/>
+        <w:spacing w:after="0"/>
+        <w:rPr>
+          <w:lang w:val="en-US"/>
+        </w:rPr>
+      </w:pPr>
+      <w:r>
+        <w:rPr>
+          <w:lang w:val="en-US"/>
+        </w:rPr>
+        <w:t>18</w:t>
+      </w:r>
+      <w:r>
+        <w:t>. С</w:t>
+      </w:r>
+      <w:r>
+        <w:t xml:space="preserve">истема доменных имен </w:t>
+      </w:r>
+      <w:r>
+        <w:rPr>
+          <w:lang w:val="en-US"/>
+        </w:rPr>
+        <w:t>DNS</w:t>
+      </w:r>
+    </w:p>
+    <w:p>
+      <w:pPr>
+        <w:spacing w:after="0"/>
         <w:jc w:val="center"/>
         <w:rPr>
           <w:lang w:val="en-US"/>
         </w:rPr>
       </w:pPr>
       <w:r>
-        <w:rPr/>
-      </w:r>
-    </w:p>
-    <w:p>
-      <w:pPr>
-        <w:pStyle w:val="Normal"/>
-        <w:spacing w:before="0" w:after="0"/>
-        <w:jc w:val="center"/>
-        <w:rPr>
-          <w:lang w:val="en-US"/>
-        </w:rPr>
-      </w:pPr>
-      <w:r>
-        <w:rPr/>
-      </w:r>
-    </w:p>
-    <w:p>
-      <w:pPr>
-        <w:pStyle w:val="Normal"/>
-        <w:spacing w:before="0" w:after="0"/>
-        <w:jc w:val="center"/>
-        <w:rPr>
-          <w:lang w:val="en-US"/>
-        </w:rPr>
-      </w:pPr>
-      <w:r>
-        <w:rPr>
-          <w:lang w:val="en-US"/>
-        </w:rPr>
-        <w:t xml:space="preserve">18 – </w:t>
-      </w:r>
-      <w:r>
-        <w:rPr>
-          <w:lang w:val="ru-RU"/>
-        </w:rPr>
-        <w:t xml:space="preserve">система доменных имен </w:t>
-      </w:r>
-      <w:r>
-        <w:rPr>
-          <w:lang w:val="en-US"/>
-        </w:rPr>
-        <w:t>DNS</w:t>
-      </w:r>
-    </w:p>
-    <w:p>
-      <w:pPr>
-        <w:pStyle w:val="Normal"/>
-        <w:spacing w:before="0" w:after="0"/>
-        <w:jc w:val="center"/>
-        <w:rPr>
-          <w:lang w:val="en-US"/>
-        </w:rPr>
-      </w:pPr>
-      <w:r>
-        <w:rPr/>
+        <w:rPr>
+          <w:noProof/>
+        </w:rPr>
         <w:drawing>
-          <wp:inline distT="0" distB="0" distL="0" distR="0">
+          <wp:inline distT="0" distB="0" distL="0" distR="0" wp14:anchorId="1509F7D4" wp14:editId="3A75378A">
             <wp:extent cx="2332355" cy="1627505"/>
             <wp:effectExtent l="0" t="0" r="0" b="0"/>
-            <wp:docPr id="1" name="Рисунок 1" descr=""/>
+            <wp:docPr id="1" name="Рисунок 1"/>
             <wp:cNvGraphicFramePr>
               <a:graphicFrameLocks xmlns:a="http://schemas.openxmlformats.org/drawingml/2006/main" noChangeAspect="1"/>
             </wp:cNvGraphicFramePr>
@@ -79,13 +52,13 @@
               <a:graphicData uri="http://schemas.openxmlformats.org/drawingml/2006/picture">
                 <pic:pic xmlns:pic="http://schemas.openxmlformats.org/drawingml/2006/picture">
                   <pic:nvPicPr>
-                    <pic:cNvPr id="1" name="Рисунок 1" descr=""/>
+                    <pic:cNvPr id="1" name="Рисунок 1"/>
                     <pic:cNvPicPr>
                       <a:picLocks noChangeAspect="1" noChangeArrowheads="1"/>
                     </pic:cNvPicPr>
                   </pic:nvPicPr>
                   <pic:blipFill>
-                    <a:blip r:embed="rId2"/>
+                    <a:blip r:embed="rId5"/>
                     <a:stretch>
                       <a:fillRect/>
                     </a:stretch>
@@ -108,12 +81,9 @@
     </w:p>
     <w:p>
       <w:pPr>
-        <w:pStyle w:val="Normal"/>
-        <w:spacing w:before="0" w:after="0"/>
-        <w:rPr/>
-      </w:pPr>
-      <w:r>
-        <w:rPr/>
+        <w:spacing w:after="0"/>
+      </w:pPr>
+      <w:r>
         <w:t xml:space="preserve">Протокол </w:t>
       </w:r>
       <w:r>
@@ -123,7 +93,6 @@
         <w:t>DNS</w:t>
       </w:r>
       <w:r>
-        <w:rPr/>
         <w:t xml:space="preserve"> находится на прикладном уровне в модели и стеке протоколов </w:t>
       </w:r>
       <w:r>
@@ -133,7 +102,6 @@
         <w:t>TCP</w:t>
       </w:r>
       <w:r>
-        <w:rPr/>
         <w:t>/</w:t>
       </w:r>
       <w:r>
@@ -143,28 +111,19 @@
         <w:t>IP</w:t>
       </w:r>
       <w:r>
-        <w:rPr/>
         <w:t>.</w:t>
       </w:r>
     </w:p>
     <w:p>
       <w:pPr>
-        <w:pStyle w:val="Normal"/>
-        <w:spacing w:before="0" w:after="0"/>
-        <w:rPr/>
-      </w:pPr>
-      <w:r>
-        <w:rPr/>
-      </w:r>
-    </w:p>
-    <w:p>
-      <w:pPr>
-        <w:pStyle w:val="Normal"/>
-        <w:spacing w:before="0" w:after="0"/>
-        <w:rPr/>
-      </w:pPr>
-      <w:r>
-        <w:rPr/>
+        <w:spacing w:after="0"/>
+      </w:pPr>
+    </w:p>
+    <w:p>
+      <w:pPr>
+        <w:spacing w:after="0"/>
+      </w:pPr>
+      <w:r>
         <w:t xml:space="preserve">Зачем нужен </w:t>
       </w:r>
       <w:r>
@@ -174,18 +133,14 @@
         <w:t>DNS</w:t>
       </w:r>
       <w:r>
-        <w:rPr/>
         <w:t>?</w:t>
       </w:r>
     </w:p>
     <w:p>
       <w:pPr>
-        <w:pStyle w:val="Normal"/>
-        <w:spacing w:before="0" w:after="0"/>
-        <w:rPr/>
-      </w:pPr>
-      <w:r>
-        <w:rPr/>
+        <w:spacing w:after="0"/>
+      </w:pPr>
+      <w:r>
         <w:t>Система доменных имен (</w:t>
       </w:r>
       <w:r>
@@ -195,7 +150,6 @@
         <w:t>Domain</w:t>
       </w:r>
       <w:r>
-        <w:rPr/>
         <w:t xml:space="preserve"> </w:t>
       </w:r>
       <w:r>
@@ -205,7 +159,6 @@
         <w:t>Name</w:t>
       </w:r>
       <w:r>
-        <w:rPr/>
         <w:t xml:space="preserve"> </w:t>
       </w:r>
       <w:r>
@@ -215,7 +168,6 @@
         <w:t>System</w:t>
       </w:r>
       <w:r>
-        <w:rPr/>
         <w:t xml:space="preserve">, </w:t>
       </w:r>
       <w:r>
@@ -225,7 +177,6 @@
         <w:t>DNS</w:t>
       </w:r>
       <w:r>
-        <w:rPr/>
         <w:t xml:space="preserve">) позволяет преобразовать имена компов, которые понятны человеку в </w:t>
       </w:r>
       <w:r>
@@ -235,24 +186,23 @@
         <w:t>IP</w:t>
       </w:r>
       <w:r>
-        <w:rPr/>
         <w:t>-адреса, с которыми работает сетевое оборудование.</w:t>
       </w:r>
     </w:p>
     <w:p>
       <w:pPr>
-        <w:pStyle w:val="Normal"/>
-        <w:spacing w:before="0" w:after="0"/>
+        <w:spacing w:after="0"/>
         <w:jc w:val="center"/>
-        <w:rPr/>
-      </w:pPr>
-      <w:r>
-        <w:rPr/>
+      </w:pPr>
+      <w:r>
+        <w:rPr>
+          <w:noProof/>
+        </w:rPr>
         <w:drawing>
-          <wp:inline distT="0" distB="0" distL="0" distR="0">
+          <wp:inline distT="0" distB="0" distL="0" distR="0" wp14:anchorId="3DE07376" wp14:editId="66BA56E6">
             <wp:extent cx="3160395" cy="496570"/>
             <wp:effectExtent l="0" t="0" r="0" b="0"/>
-            <wp:docPr id="2" name="Изображение2" descr=""/>
+            <wp:docPr id="2" name="Изображение2"/>
             <wp:cNvGraphicFramePr>
               <a:graphicFrameLocks xmlns:a="http://schemas.openxmlformats.org/drawingml/2006/main" noChangeAspect="1"/>
             </wp:cNvGraphicFramePr>
@@ -260,13 +210,13 @@
               <a:graphicData uri="http://schemas.openxmlformats.org/drawingml/2006/picture">
                 <pic:pic xmlns:pic="http://schemas.openxmlformats.org/drawingml/2006/picture">
                   <pic:nvPicPr>
-                    <pic:cNvPr id="2" name="Изображение2" descr=""/>
+                    <pic:cNvPr id="2" name="Изображение2"/>
                     <pic:cNvPicPr>
                       <a:picLocks noChangeAspect="1" noChangeArrowheads="1"/>
                     </pic:cNvPicPr>
                   </pic:nvPicPr>
                   <pic:blipFill>
-                    <a:blip r:embed="rId3"/>
+                    <a:blip r:embed="rId6"/>
                     <a:stretch>
                       <a:fillRect/>
                     </a:stretch>
@@ -289,12 +239,9 @@
     </w:p>
     <w:p>
       <w:pPr>
-        <w:pStyle w:val="Normal"/>
-        <w:spacing w:before="0" w:after="0"/>
-        <w:rPr/>
-      </w:pPr>
-      <w:r>
-        <w:rPr/>
+        <w:spacing w:after="0"/>
+      </w:pPr>
+      <w:r>
         <w:t xml:space="preserve">На уровне </w:t>
       </w:r>
       <w:r>
@@ -304,7 +251,6 @@
         <w:t>internet</w:t>
       </w:r>
       <w:r>
-        <w:rPr/>
         <w:t xml:space="preserve">, протокол </w:t>
       </w:r>
       <w:r>
@@ -314,7 +260,6 @@
         <w:t>IP</w:t>
       </w:r>
       <w:r>
-        <w:rPr/>
         <w:t xml:space="preserve"> работает с </w:t>
       </w:r>
       <w:r>
@@ -324,7 +269,6 @@
         <w:t>IP</w:t>
       </w:r>
       <w:r>
-        <w:rPr/>
         <w:t xml:space="preserve">-адресами, но людям с </w:t>
       </w:r>
       <w:r>
@@ -334,7 +278,6 @@
         <w:t>IP</w:t>
       </w:r>
       <w:r>
-        <w:rPr/>
         <w:t xml:space="preserve">-адресами работать неудобно – по </w:t>
       </w:r>
       <w:r>
@@ -344,28 +287,19 @@
         <w:t>ip</w:t>
       </w:r>
       <w:r>
-        <w:rPr/>
         <w:t>-адресу непонятно что за сервер, но если указать имя сервера, то сразу понятно, что это.</w:t>
       </w:r>
     </w:p>
     <w:p>
       <w:pPr>
-        <w:pStyle w:val="Normal"/>
-        <w:spacing w:before="0" w:after="0"/>
-        <w:rPr/>
-      </w:pPr>
-      <w:r>
-        <w:rPr/>
-      </w:r>
-    </w:p>
-    <w:p>
-      <w:pPr>
-        <w:pStyle w:val="Normal"/>
-        <w:spacing w:before="0" w:after="0"/>
-        <w:rPr/>
-      </w:pPr>
-      <w:r>
-        <w:rPr/>
+        <w:spacing w:after="0"/>
+      </w:pPr>
+    </w:p>
+    <w:p>
+      <w:pPr>
+        <w:spacing w:after="0"/>
+      </w:pPr>
+      <w:r>
         <w:t xml:space="preserve">Преимущества </w:t>
       </w:r>
       <w:r>
@@ -375,18 +309,14 @@
         <w:t>DNS</w:t>
       </w:r>
       <w:r>
-        <w:rPr/>
         <w:t>?</w:t>
       </w:r>
     </w:p>
     <w:p>
       <w:pPr>
-        <w:pStyle w:val="Normal"/>
-        <w:spacing w:before="0" w:after="0"/>
-        <w:rPr/>
-      </w:pPr>
-      <w:r>
-        <w:rPr/>
+        <w:spacing w:after="0"/>
+      </w:pPr>
+      <w:r>
         <w:t xml:space="preserve">- доменные имена понятны человеку, в отличии от </w:t>
       </w:r>
       <w:r>
@@ -396,18 +326,14 @@
         <w:t>IP</w:t>
       </w:r>
       <w:r>
-        <w:rPr/>
         <w:t>-адресов.</w:t>
       </w:r>
     </w:p>
     <w:p>
       <w:pPr>
-        <w:pStyle w:val="Normal"/>
-        <w:spacing w:before="0" w:after="0"/>
-        <w:rPr/>
-      </w:pPr>
-      <w:r>
-        <w:rPr/>
+        <w:spacing w:after="0"/>
+      </w:pPr>
+      <w:r>
         <w:t xml:space="preserve">- </w:t>
       </w:r>
       <w:r>
@@ -417,7 +343,6 @@
         <w:t>DNS</w:t>
       </w:r>
       <w:r>
-        <w:rPr/>
         <w:t xml:space="preserve"> позволяет изменять сетевую инфраструктуру – например, доменное имя одно и тоже, а </w:t>
       </w:r>
       <w:r>
@@ -427,7 +352,6 @@
         <w:t>IP</w:t>
       </w:r>
       <w:r>
-        <w:rPr/>
         <w:t xml:space="preserve">-адреса, которые соответствуют этому доменному имени могут изменяться, или когда кол-во обращений к серверу оч большое, то одно и тоже доменное имя могут обслуживать несколько серверов с разными </w:t>
       </w:r>
       <w:r>
@@ -437,28 +361,19 @@
         <w:t>IP</w:t>
       </w:r>
       <w:r>
-        <w:rPr/>
         <w:t>-адресами.</w:t>
       </w:r>
     </w:p>
     <w:p>
       <w:pPr>
-        <w:pStyle w:val="Normal"/>
-        <w:spacing w:before="0" w:after="0"/>
-        <w:rPr/>
-      </w:pPr>
-      <w:r>
-        <w:rPr/>
-      </w:r>
-    </w:p>
-    <w:p>
-      <w:pPr>
-        <w:pStyle w:val="Normal"/>
-        <w:spacing w:before="0" w:after="0"/>
-        <w:rPr/>
-      </w:pPr>
-      <w:r>
-        <w:rPr/>
+        <w:spacing w:after="0"/>
+      </w:pPr>
+    </w:p>
+    <w:p>
+      <w:pPr>
+        <w:spacing w:after="0"/>
+      </w:pPr>
+      <w:r>
         <w:t xml:space="preserve">Утилиты для взаимодействия с </w:t>
       </w:r>
       <w:r>
@@ -468,18 +383,14 @@
         <w:t>DNS</w:t>
       </w:r>
       <w:r>
-        <w:rPr/>
         <w:t>.</w:t>
       </w:r>
     </w:p>
     <w:p>
       <w:pPr>
-        <w:pStyle w:val="Normal"/>
-        <w:spacing w:before="0" w:after="0"/>
-        <w:rPr/>
-      </w:pPr>
-      <w:r>
-        <w:rPr/>
+        <w:spacing w:after="0"/>
+      </w:pPr>
+      <w:r>
         <w:t xml:space="preserve">Утилита </w:t>
       </w:r>
       <w:r>
@@ -489,7 +400,6 @@
         <w:t>nslookup</w:t>
       </w:r>
       <w:r>
-        <w:rPr/>
         <w:t>(</w:t>
       </w:r>
       <w:r>
@@ -499,7 +409,6 @@
         <w:t>name</w:t>
       </w:r>
       <w:r>
-        <w:rPr/>
         <w:t xml:space="preserve"> </w:t>
       </w:r>
       <w:r>
@@ -509,7 +418,6 @@
         <w:t>space</w:t>
       </w:r>
       <w:r>
-        <w:rPr/>
         <w:t xml:space="preserve"> </w:t>
       </w:r>
       <w:r>
@@ -519,18 +427,14 @@
         <w:t>lookup</w:t>
       </w:r>
       <w:r>
-        <w:rPr/>
         <w:t xml:space="preserve"> – поиск в пространстве имен) – есть во многих ОС.</w:t>
       </w:r>
     </w:p>
     <w:p>
       <w:pPr>
-        <w:pStyle w:val="Normal"/>
-        <w:spacing w:before="0" w:after="0"/>
-        <w:rPr/>
-      </w:pPr>
-      <w:r>
-        <w:rPr/>
+        <w:spacing w:after="0"/>
+      </w:pPr>
+      <w:r>
         <w:t xml:space="preserve">Утилиты </w:t>
       </w:r>
       <w:r>
@@ -540,7 +444,6 @@
         <w:t>host</w:t>
       </w:r>
       <w:r>
-        <w:rPr/>
         <w:t xml:space="preserve"> и </w:t>
       </w:r>
       <w:r>
@@ -550,7 +453,6 @@
         <w:t>dig</w:t>
       </w:r>
       <w:r>
-        <w:rPr/>
         <w:t xml:space="preserve">- только в линуксе – выдают более подробную инфу о </w:t>
       </w:r>
       <w:r>
@@ -560,28 +462,19 @@
         <w:t>dns</w:t>
       </w:r>
       <w:r>
-        <w:rPr/>
         <w:t>.</w:t>
       </w:r>
     </w:p>
     <w:p>
       <w:pPr>
-        <w:pStyle w:val="Normal"/>
-        <w:spacing w:before="0" w:after="0"/>
-        <w:rPr/>
-      </w:pPr>
-      <w:r>
-        <w:rPr/>
-      </w:r>
-    </w:p>
-    <w:p>
-      <w:pPr>
-        <w:pStyle w:val="Normal"/>
-        <w:spacing w:before="0" w:after="0"/>
-        <w:rPr/>
-      </w:pPr>
-      <w:r>
-        <w:rPr/>
+        <w:spacing w:after="0"/>
+      </w:pPr>
+    </w:p>
+    <w:p>
+      <w:pPr>
+        <w:spacing w:after="0"/>
+      </w:pPr>
+      <w:r>
         <w:t xml:space="preserve">Откуда </w:t>
       </w:r>
       <w:r>
@@ -591,7 +484,6 @@
         <w:t>DNS</w:t>
       </w:r>
       <w:r>
-        <w:rPr/>
         <w:t xml:space="preserve"> берёт инфу о том, какое доменное имя соответствует какому </w:t>
       </w:r>
       <w:r>
@@ -601,37 +493,35 @@
         <w:t>IP</w:t>
       </w:r>
       <w:r>
-        <w:rPr/>
         <w:t>?</w:t>
       </w:r>
     </w:p>
     <w:p>
       <w:pPr>
-        <w:pStyle w:val="Normal"/>
-        <w:spacing w:before="0" w:after="0"/>
-        <w:rPr/>
-      </w:pPr>
-      <w:r>
-        <w:rPr/>
+        <w:spacing w:after="0"/>
+      </w:pPr>
+      <w:r>
         <w:t>1. Раннее использовался простой подход – соответствие записывалось</w:t>
+      </w:r>
+      <w:r>
         <w:tab/>
         <w:t>в файл. Адреса файлов:</w:t>
       </w:r>
     </w:p>
     <w:p>
       <w:pPr>
-        <w:pStyle w:val="Normal"/>
-        <w:spacing w:before="0" w:after="0"/>
+        <w:spacing w:after="0"/>
         <w:jc w:val="center"/>
-        <w:rPr/>
-      </w:pPr>
-      <w:r>
-        <w:rPr/>
+      </w:pPr>
+      <w:r>
+        <w:rPr>
+          <w:noProof/>
+        </w:rPr>
         <w:drawing>
-          <wp:inline distT="0" distB="0" distL="0" distR="0">
+          <wp:inline distT="0" distB="0" distL="0" distR="0" wp14:anchorId="15A49803" wp14:editId="6668787D">
             <wp:extent cx="4810760" cy="920115"/>
             <wp:effectExtent l="0" t="0" r="0" b="0"/>
-            <wp:docPr id="3" name="Изображение3" descr=""/>
+            <wp:docPr id="3" name="Изображение3"/>
             <wp:cNvGraphicFramePr>
               <a:graphicFrameLocks xmlns:a="http://schemas.openxmlformats.org/drawingml/2006/main" noChangeAspect="1"/>
             </wp:cNvGraphicFramePr>
@@ -639,13 +529,13 @@
               <a:graphicData uri="http://schemas.openxmlformats.org/drawingml/2006/picture">
                 <pic:pic xmlns:pic="http://schemas.openxmlformats.org/drawingml/2006/picture">
                   <pic:nvPicPr>
-                    <pic:cNvPr id="3" name="Изображение3" descr=""/>
+                    <pic:cNvPr id="3" name="Изображение3"/>
                     <pic:cNvPicPr>
                       <a:picLocks noChangeAspect="1" noChangeArrowheads="1"/>
                     </pic:cNvPicPr>
                   </pic:nvPicPr>
                   <pic:blipFill>
-                    <a:blip r:embed="rId4"/>
+                    <a:blip r:embed="rId7"/>
                     <a:stretch>
                       <a:fillRect/>
                     </a:stretch>
@@ -668,38 +558,30 @@
     </w:p>
     <w:p>
       <w:pPr>
-        <w:pStyle w:val="Normal"/>
-        <w:spacing w:before="0" w:after="0"/>
-        <w:rPr/>
-      </w:pPr>
-      <w:r>
-        <w:rPr/>
-      </w:r>
-    </w:p>
-    <w:p>
-      <w:pPr>
-        <w:pStyle w:val="Normal"/>
-        <w:spacing w:before="0" w:after="0"/>
-        <w:rPr/>
-      </w:pPr>
-      <w:r>
-        <w:rPr/>
+        <w:spacing w:after="0"/>
+      </w:pPr>
+    </w:p>
+    <w:p>
+      <w:pPr>
+        <w:spacing w:after="0"/>
+      </w:pPr>
+      <w:r>
         <w:t>Пример файла:</w:t>
       </w:r>
     </w:p>
     <w:p>
       <w:pPr>
-        <w:pStyle w:val="Normal"/>
-        <w:spacing w:before="0" w:after="0"/>
-        <w:rPr/>
-      </w:pPr>
-      <w:r>
-        <w:rPr/>
+        <w:spacing w:after="0"/>
+      </w:pPr>
+      <w:r>
+        <w:rPr>
+          <w:noProof/>
+        </w:rPr>
         <w:drawing>
-          <wp:inline distT="0" distB="0" distL="0" distR="0">
+          <wp:inline distT="0" distB="0" distL="0" distR="0" wp14:anchorId="50E3459A" wp14:editId="39F1F7E4">
             <wp:extent cx="2485390" cy="512445"/>
             <wp:effectExtent l="0" t="0" r="0" b="0"/>
-            <wp:docPr id="4" name="Изображение4" descr=""/>
+            <wp:docPr id="4" name="Изображение4"/>
             <wp:cNvGraphicFramePr>
               <a:graphicFrameLocks xmlns:a="http://schemas.openxmlformats.org/drawingml/2006/main" noChangeAspect="1"/>
             </wp:cNvGraphicFramePr>
@@ -707,13 +589,13 @@
               <a:graphicData uri="http://schemas.openxmlformats.org/drawingml/2006/picture">
                 <pic:pic xmlns:pic="http://schemas.openxmlformats.org/drawingml/2006/picture">
                   <pic:nvPicPr>
-                    <pic:cNvPr id="4" name="Изображение4" descr=""/>
+                    <pic:cNvPr id="4" name="Изображение4"/>
                     <pic:cNvPicPr>
                       <a:picLocks noChangeAspect="1" noChangeArrowheads="1"/>
                     </pic:cNvPicPr>
                   </pic:nvPicPr>
                   <pic:blipFill>
-                    <a:blip r:embed="rId5"/>
+                    <a:blip r:embed="rId8"/>
                     <a:stretch>
                       <a:fillRect/>
                     </a:stretch>
@@ -736,45 +618,33 @@
     </w:p>
     <w:p>
       <w:pPr>
-        <w:pStyle w:val="Normal"/>
-        <w:spacing w:before="0" w:after="0"/>
-        <w:rPr/>
-      </w:pPr>
-      <w:r>
-        <w:rPr/>
+        <w:spacing w:after="0"/>
+      </w:pPr>
+      <w:r>
         <w:t>Недостатки такого подхода:</w:t>
       </w:r>
     </w:p>
     <w:p>
       <w:pPr>
-        <w:pStyle w:val="Normal"/>
-        <w:spacing w:before="0" w:after="0"/>
-        <w:rPr/>
-      </w:pPr>
-      <w:r>
-        <w:rPr/>
+        <w:spacing w:after="0"/>
+      </w:pPr>
+      <w:r>
         <w:t xml:space="preserve">- файл быстро увеличивается в размере, ну и составить один файл для всего интернета с миллиардами устройств нереально. </w:t>
       </w:r>
     </w:p>
     <w:p>
       <w:pPr>
-        <w:pStyle w:val="Normal"/>
-        <w:spacing w:before="0" w:after="0"/>
-        <w:rPr/>
-      </w:pPr>
-      <w:r>
-        <w:rPr/>
+        <w:spacing w:after="0"/>
+      </w:pPr>
+      <w:r>
         <w:t>- сложно вносить изменения</w:t>
       </w:r>
     </w:p>
     <w:p>
       <w:pPr>
-        <w:pStyle w:val="Normal"/>
-        <w:spacing w:before="0" w:after="0"/>
-        <w:rPr/>
-      </w:pPr>
-      <w:r>
-        <w:rPr/>
+        <w:spacing w:after="0"/>
+      </w:pPr>
+      <w:r>
         <w:t xml:space="preserve">- возможны конфликты имен – одно доменное имя соответствует нескольким </w:t>
       </w:r>
       <w:r>
@@ -784,18 +654,14 @@
         <w:t>IP</w:t>
       </w:r>
       <w:r>
-        <w:rPr/>
         <w:t>-адресам, или наоборот.</w:t>
       </w:r>
     </w:p>
     <w:p>
       <w:pPr>
-        <w:pStyle w:val="Normal"/>
-        <w:spacing w:before="0" w:after="0"/>
-        <w:rPr/>
-      </w:pPr>
-      <w:r>
-        <w:rPr/>
+        <w:spacing w:after="0"/>
+      </w:pPr>
+      <w:r>
         <w:t xml:space="preserve">Чтобы решить эти проблемы была создана </w:t>
       </w:r>
       <w:r>
@@ -805,28 +671,19 @@
         <w:t>DNS</w:t>
       </w:r>
       <w:r>
-        <w:rPr/>
         <w:t>.</w:t>
       </w:r>
     </w:p>
     <w:p>
       <w:pPr>
-        <w:pStyle w:val="Normal"/>
-        <w:spacing w:before="0" w:after="0"/>
-        <w:rPr/>
-      </w:pPr>
-      <w:r>
-        <w:rPr/>
-      </w:r>
-    </w:p>
-    <w:p>
-      <w:pPr>
-        <w:pStyle w:val="Normal"/>
-        <w:spacing w:before="0" w:after="0"/>
-        <w:rPr/>
-      </w:pPr>
-      <w:r>
-        <w:rPr/>
+        <w:spacing w:after="0"/>
+      </w:pPr>
+    </w:p>
+    <w:p>
+      <w:pPr>
+        <w:spacing w:after="0"/>
+      </w:pPr>
+      <w:r>
         <w:t xml:space="preserve">Особенности </w:t>
       </w:r>
       <w:r>
@@ -838,73 +695,58 @@
     </w:p>
     <w:p>
       <w:pPr>
-        <w:pStyle w:val="ListParagraph"/>
+        <w:pStyle w:val="af0"/>
         <w:numPr>
           <w:ilvl w:val="0"/>
           <w:numId w:val="1"/>
         </w:numPr>
-        <w:spacing w:before="0" w:after="0"/>
-        <w:contextualSpacing/>
-        <w:rPr/>
-      </w:pPr>
-      <w:r>
-        <w:rPr/>
+        <w:spacing w:after="0"/>
+      </w:pPr>
+      <w:r>
         <w:t>Это распределенная система – в ней нет единого сервера, на котором описываются имена хостов – данные распределены по большому количеству серверов в интернет.</w:t>
       </w:r>
     </w:p>
     <w:p>
       <w:pPr>
-        <w:pStyle w:val="ListParagraph"/>
+        <w:pStyle w:val="af0"/>
         <w:numPr>
           <w:ilvl w:val="0"/>
           <w:numId w:val="1"/>
         </w:numPr>
-        <w:spacing w:before="0" w:after="0"/>
-        <w:contextualSpacing/>
-        <w:rPr/>
-      </w:pPr>
-      <w:r>
-        <w:rPr/>
+        <w:spacing w:after="0"/>
+      </w:pPr>
+      <w:r>
         <w:t>Делегирование ответственности.</w:t>
       </w:r>
     </w:p>
     <w:p>
       <w:pPr>
-        <w:pStyle w:val="ListParagraph"/>
-        <w:spacing w:before="0" w:after="0"/>
-        <w:contextualSpacing/>
-        <w:rPr/>
-      </w:pPr>
-      <w:r>
-        <w:rPr/>
+        <w:pStyle w:val="af0"/>
+        <w:spacing w:after="0"/>
+      </w:pPr>
+      <w:r>
         <w:t>Пространство имен разделено на отдельные части – домены, и за каждый домен отвечает отдельная организация. Таким образом уникальность и отсутствие конфликтов в именах нужно обеспечивать только внутри одного домена, внутри одной организации – что сделать вполне реально.</w:t>
       </w:r>
     </w:p>
     <w:p>
       <w:pPr>
-        <w:pStyle w:val="ListParagraph"/>
+        <w:pStyle w:val="af0"/>
         <w:numPr>
           <w:ilvl w:val="0"/>
           <w:numId w:val="1"/>
         </w:numPr>
-        <w:spacing w:before="0" w:after="0"/>
-        <w:contextualSpacing/>
-        <w:rPr/>
-      </w:pPr>
-      <w:r>
-        <w:rPr/>
+        <w:spacing w:after="0"/>
+      </w:pPr>
+      <w:r>
         <w:t>Надежность.</w:t>
       </w:r>
     </w:p>
     <w:p>
       <w:pPr>
-        <w:pStyle w:val="ListParagraph"/>
-        <w:spacing w:before="0" w:after="0"/>
-        <w:contextualSpacing/>
-        <w:rPr/>
-      </w:pPr>
-      <w:r>
-        <w:rPr/>
+        <w:pStyle w:val="af0"/>
+        <w:spacing w:after="0"/>
+      </w:pPr>
+      <w:r>
         <w:t xml:space="preserve">Все серверы </w:t>
       </w:r>
       <w:r>
@@ -914,48 +756,32 @@
         <w:t>DNS</w:t>
       </w:r>
       <w:r>
-        <w:rPr/>
         <w:t xml:space="preserve"> задублированы – если один из серверов выйдет из строя, то вместо него будут использоваться другие серверы, и система продолжит работать.</w:t>
       </w:r>
     </w:p>
     <w:p>
       <w:pPr>
-        <w:pStyle w:val="ListParagraph"/>
-        <w:spacing w:before="0" w:after="0"/>
-        <w:contextualSpacing/>
-        <w:rPr/>
-      </w:pPr>
-      <w:r>
-        <w:rPr/>
-      </w:r>
-    </w:p>
-    <w:p>
-      <w:pPr>
-        <w:pStyle w:val="Normal"/>
-        <w:spacing w:before="0" w:after="0"/>
-        <w:rPr/>
-      </w:pPr>
-      <w:r>
-        <w:rPr/>
-      </w:r>
-    </w:p>
-    <w:p>
-      <w:pPr>
-        <w:pStyle w:val="Normal"/>
-        <w:spacing w:before="0" w:after="0"/>
+        <w:pStyle w:val="af0"/>
+        <w:spacing w:after="0"/>
+      </w:pPr>
+    </w:p>
+    <w:p>
+      <w:pPr>
+        <w:spacing w:after="0"/>
+      </w:pPr>
+    </w:p>
+    <w:p>
+      <w:pPr>
+        <w:spacing w:after="0"/>
         <w:jc w:val="center"/>
-        <w:rPr/>
-      </w:pPr>
-      <w:r>
-        <w:rPr/>
+      </w:pPr>
+      <w:r>
         <w:t>Структура доменного имени.</w:t>
       </w:r>
     </w:p>
     <w:p>
       <w:pPr>
-        <w:pStyle w:val="Normal"/>
-        <w:spacing w:before="0" w:after="0"/>
-        <w:rPr/>
+        <w:spacing w:after="0"/>
       </w:pPr>
       <w:r>
         <w:rPr>
@@ -964,7 +790,6 @@
         <w:t>www</w:t>
       </w:r>
       <w:r>
-        <w:rPr/>
         <w:t>.</w:t>
       </w:r>
       <w:r>
@@ -974,7 +799,6 @@
         <w:t>asozykin</w:t>
       </w:r>
       <w:r>
-        <w:rPr/>
         <w:t>.</w:t>
       </w:r>
       <w:r>
@@ -984,29 +808,22 @@
         <w:t>ru</w:t>
       </w:r>
       <w:r>
-        <w:rPr/>
         <w:t>.</w:t>
       </w:r>
     </w:p>
     <w:p>
       <w:pPr>
-        <w:pStyle w:val="Normal"/>
-        <w:spacing w:before="0" w:after="0"/>
-        <w:rPr/>
-      </w:pPr>
-      <w:r>
-        <w:rPr/>
+        <w:spacing w:after="0"/>
+      </w:pPr>
+      <w:r>
         <w:t>Отдельные компоненты доменного имени отделены друг от друга точкой.</w:t>
       </w:r>
     </w:p>
     <w:p>
       <w:pPr>
-        <w:pStyle w:val="Normal"/>
-        <w:spacing w:before="0" w:after="0"/>
-        <w:rPr/>
-      </w:pPr>
-      <w:r>
-        <w:rPr/>
+        <w:spacing w:after="0"/>
+      </w:pPr>
+      <w:r>
         <w:t xml:space="preserve">Перед </w:t>
       </w:r>
       <w:r>
@@ -1016,7 +833,6 @@
         <w:t>ru</w:t>
       </w:r>
       <w:r>
-        <w:rPr/>
         <w:t xml:space="preserve"> – корневой домен – самый первый домен, в который входят все домены верхнего уровня. В </w:t>
       </w:r>
       <w:r>
@@ -1026,15 +842,12 @@
         <w:t>DNS</w:t>
       </w:r>
       <w:r>
-        <w:rPr/>
         <w:t xml:space="preserve"> он обозначается пустой строкой, и эта пустая строка отделена от всего остального также точкой.</w:t>
       </w:r>
     </w:p>
     <w:p>
       <w:pPr>
-        <w:pStyle w:val="Normal"/>
-        <w:spacing w:before="0" w:after="0"/>
-        <w:rPr/>
+        <w:spacing w:after="0"/>
       </w:pPr>
       <w:r>
         <w:rPr>
@@ -1043,15 +856,12 @@
         <w:t>ru</w:t>
       </w:r>
       <w:r>
-        <w:rPr/>
         <w:t xml:space="preserve"> – домен верхнего уровня</w:t>
       </w:r>
     </w:p>
     <w:p>
       <w:pPr>
-        <w:pStyle w:val="Normal"/>
-        <w:spacing w:before="0" w:after="0"/>
-        <w:rPr/>
+        <w:spacing w:after="0"/>
       </w:pPr>
       <w:r>
         <w:rPr>
@@ -1060,15 +870,12 @@
         <w:t>asozykin</w:t>
       </w:r>
       <w:r>
-        <w:rPr/>
         <w:t xml:space="preserve"> – домен второго уровня</w:t>
       </w:r>
     </w:p>
     <w:p>
       <w:pPr>
-        <w:pStyle w:val="Normal"/>
-        <w:spacing w:before="0" w:after="0"/>
-        <w:rPr/>
+        <w:spacing w:after="0"/>
       </w:pPr>
       <w:r>
         <w:rPr>
@@ -1077,87 +884,64 @@
         <w:t>www</w:t>
       </w:r>
       <w:r>
-        <w:rPr/>
         <w:t xml:space="preserve"> – имя устройства</w:t>
+      </w:r>
+      <w:r>
         <w:tab/>
       </w:r>
     </w:p>
     <w:p>
       <w:pPr>
-        <w:pStyle w:val="Normal"/>
-        <w:spacing w:before="0" w:after="0"/>
-        <w:rPr/>
-      </w:pPr>
-      <w:r>
-        <w:rPr/>
+        <w:spacing w:after="0"/>
+      </w:pPr>
+      <w:r>
         <w:t>Существуют домены большей вложенности – бывают домены третьего и четвёртого уровня.</w:t>
       </w:r>
     </w:p>
     <w:p>
       <w:pPr>
-        <w:pStyle w:val="Normal"/>
-        <w:spacing w:before="0" w:after="0"/>
-        <w:rPr/>
-      </w:pPr>
-      <w:r>
-        <w:rPr/>
-      </w:r>
-    </w:p>
-    <w:p>
-      <w:pPr>
-        <w:pStyle w:val="Normal"/>
-        <w:spacing w:before="0" w:after="0"/>
-        <w:rPr/>
-      </w:pPr>
-      <w:r>
-        <w:rPr/>
-      </w:r>
-    </w:p>
-    <w:p>
-      <w:pPr>
-        <w:pStyle w:val="Normal"/>
-        <w:spacing w:before="0" w:after="0"/>
-        <w:rPr/>
-      </w:pPr>
-      <w:r>
-        <w:rPr/>
-      </w:r>
-    </w:p>
-    <w:p>
-      <w:pPr>
-        <w:pStyle w:val="Normal"/>
-        <w:spacing w:before="0" w:after="0"/>
-        <w:rPr/>
-      </w:pPr>
-      <w:r>
-        <w:rPr/>
+        <w:spacing w:after="0"/>
+      </w:pPr>
+    </w:p>
+    <w:p>
+      <w:pPr>
+        <w:spacing w:after="0"/>
+      </w:pPr>
+    </w:p>
+    <w:p>
+      <w:pPr>
+        <w:spacing w:after="0"/>
+      </w:pPr>
+    </w:p>
+    <w:p>
+      <w:pPr>
+        <w:spacing w:after="0"/>
+      </w:pPr>
+      <w:r>
         <w:t>Дерево доменных имен.</w:t>
       </w:r>
     </w:p>
     <w:p>
       <w:pPr>
-        <w:pStyle w:val="Normal"/>
-        <w:spacing w:before="0" w:after="0"/>
-        <w:rPr/>
-      </w:pPr>
-      <w:r>
-        <w:rPr/>
+        <w:spacing w:after="0"/>
+      </w:pPr>
+      <w:r>
         <w:t>Доменные имена объединяются в иерархию доменных имен в виде дерева.</w:t>
       </w:r>
     </w:p>
     <w:p>
       <w:pPr>
-        <w:pStyle w:val="Normal"/>
-        <w:spacing w:before="0" w:after="0"/>
-        <w:rPr/>
-      </w:pPr>
-      <w:r>
-        <w:rPr/>
+        <w:spacing w:after="0"/>
+      </w:pPr>
+      <w:r>
+        <w:rPr>
+          <w:noProof/>
+        </w:rPr>
         <w:drawing>
-          <wp:inline distT="0" distB="0" distL="0" distR="0">
+          <wp:inline distT="0" distB="0" distL="0" distR="0" wp14:anchorId="12BFC298" wp14:editId="6198EFBF">
             <wp:extent cx="2596515" cy="1692910"/>
             <wp:effectExtent l="0" t="0" r="0" b="0"/>
-            <wp:docPr id="5" name="Изображение5" descr=""/>
+            <wp:docPr id="5" name="Изображение5"/>
             <wp:cNvGraphicFramePr>
               <a:graphicFrameLocks xmlns:a="http://schemas.openxmlformats.org/drawingml/2006/main" noChangeAspect="1"/>
             </wp:cNvGraphicFramePr>
@@ -1165,13 +949,13 @@
               <a:graphicData uri="http://schemas.openxmlformats.org/drawingml/2006/picture">
                 <pic:pic xmlns:pic="http://schemas.openxmlformats.org/drawingml/2006/picture">
                   <pic:nvPicPr>
-                    <pic:cNvPr id="5" name="Изображение5" descr=""/>
+                    <pic:cNvPr id="5" name="Изображение5"/>
                     <pic:cNvPicPr>
                       <a:picLocks noChangeAspect="1" noChangeArrowheads="1"/>
                     </pic:cNvPicPr>
                   </pic:nvPicPr>
                   <pic:blipFill>
-                    <a:blip r:embed="rId6"/>
+                    <a:blip r:embed="rId9"/>
                     <a:stretch>
                       <a:fillRect/>
                     </a:stretch>
@@ -1194,33 +978,22 @@
     </w:p>
     <w:p>
       <w:pPr>
-        <w:pStyle w:val="Normal"/>
-        <w:spacing w:before="0" w:after="0"/>
-        <w:rPr/>
-      </w:pPr>
-      <w:r>
-        <w:rPr/>
-      </w:r>
-    </w:p>
-    <w:p>
-      <w:pPr>
-        <w:pStyle w:val="Normal"/>
-        <w:spacing w:before="0" w:after="0"/>
-        <w:rPr/>
-      </w:pPr>
-      <w:r>
-        <w:rPr/>
+        <w:spacing w:after="0"/>
+      </w:pPr>
+    </w:p>
+    <w:p>
+      <w:pPr>
+        <w:spacing w:after="0"/>
+      </w:pPr>
+      <w:r>
         <w:t>Домены верхнего уровня бывают 2х типов:</w:t>
       </w:r>
     </w:p>
     <w:p>
       <w:pPr>
-        <w:pStyle w:val="Normal"/>
-        <w:spacing w:before="0" w:after="0"/>
-        <w:rPr/>
-      </w:pPr>
-      <w:r>
-        <w:rPr/>
+        <w:spacing w:after="0"/>
+      </w:pPr>
+      <w:r>
         <w:t xml:space="preserve">- домены, которые отвечают за какую-то функциональность, например, домены, выделяемые организациям – </w:t>
       </w:r>
       <w:r>
@@ -1230,7 +1003,6 @@
         <w:t>org</w:t>
       </w:r>
       <w:r>
-        <w:rPr/>
         <w:t xml:space="preserve">(выделяется некоммерческим организациям), </w:t>
       </w:r>
       <w:r>
@@ -1240,7 +1012,6 @@
         <w:t>com</w:t>
       </w:r>
       <w:r>
-        <w:rPr/>
         <w:t xml:space="preserve">(выделяется коммерческим организациям), </w:t>
       </w:r>
       <w:r>
@@ -1250,18 +1021,14 @@
         <w:t>net</w:t>
       </w:r>
       <w:r>
-        <w:rPr/>
         <w:t>(выделяется организациям, которые работают с сетью)</w:t>
       </w:r>
     </w:p>
     <w:p>
       <w:pPr>
-        <w:pStyle w:val="Normal"/>
-        <w:spacing w:before="0" w:after="0"/>
-        <w:rPr/>
-      </w:pPr>
-      <w:r>
-        <w:rPr/>
+        <w:spacing w:after="0"/>
+      </w:pPr>
+      <w:r>
         <w:t xml:space="preserve">- домены, которые соответствуют странам </w:t>
       </w:r>
       <w:r>
@@ -1271,39 +1038,27 @@
         <w:t>ru</w:t>
       </w:r>
       <w:r>
-        <w:rPr/>
         <w:t xml:space="preserve">, рф. </w:t>
       </w:r>
     </w:p>
     <w:p>
       <w:pPr>
-        <w:pStyle w:val="Normal"/>
-        <w:spacing w:before="0" w:after="0"/>
-        <w:rPr/>
-      </w:pPr>
-      <w:r>
-        <w:rPr/>
-      </w:r>
-    </w:p>
-    <w:p>
-      <w:pPr>
-        <w:pStyle w:val="Normal"/>
-        <w:spacing w:before="0" w:after="0"/>
-        <w:rPr/>
-      </w:pPr>
-      <w:r>
-        <w:rPr/>
+        <w:spacing w:after="0"/>
+      </w:pPr>
+    </w:p>
+    <w:p>
+      <w:pPr>
+        <w:spacing w:after="0"/>
+      </w:pPr>
+      <w:r>
         <w:t>На примере:</w:t>
       </w:r>
     </w:p>
     <w:p>
       <w:pPr>
-        <w:pStyle w:val="Normal"/>
-        <w:spacing w:before="0" w:after="0"/>
-        <w:rPr/>
-      </w:pPr>
-      <w:r>
-        <w:rPr/>
+        <w:spacing w:after="0"/>
+      </w:pPr>
+      <w:r>
         <w:t xml:space="preserve">- </w:t>
       </w:r>
       <w:r>
@@ -1313,7 +1068,6 @@
         <w:t>cisco</w:t>
       </w:r>
       <w:r>
-        <w:rPr/>
         <w:t xml:space="preserve">, </w:t>
       </w:r>
       <w:r>
@@ -1323,7 +1077,6 @@
         <w:t>youtube</w:t>
       </w:r>
       <w:r>
-        <w:rPr/>
         <w:t xml:space="preserve">, </w:t>
       </w:r>
       <w:r>
@@ -1333,18 +1086,14 @@
         <w:t>Yandex</w:t>
       </w:r>
       <w:r>
-        <w:rPr/>
         <w:t>, яндекс – домены второго уровня</w:t>
       </w:r>
     </w:p>
     <w:p>
       <w:pPr>
-        <w:pStyle w:val="Normal"/>
-        <w:spacing w:before="0" w:after="0"/>
-        <w:rPr/>
-      </w:pPr>
-      <w:r>
-        <w:rPr/>
+        <w:spacing w:after="0"/>
+      </w:pPr>
+      <w:r>
         <w:t xml:space="preserve">- </w:t>
       </w:r>
       <w:r>
@@ -1354,7 +1103,6 @@
         <w:t>maps</w:t>
       </w:r>
       <w:r>
-        <w:rPr/>
         <w:t xml:space="preserve">, </w:t>
       </w:r>
       <w:r>
@@ -1364,7 +1112,6 @@
         <w:t>taxi</w:t>
       </w:r>
       <w:r>
-        <w:rPr/>
         <w:t xml:space="preserve">, </w:t>
       </w:r>
       <w:r>
@@ -1374,45 +1121,37 @@
         <w:t>eda</w:t>
       </w:r>
       <w:r>
-        <w:rPr/>
         <w:t xml:space="preserve"> – адреса компьютеров.</w:t>
       </w:r>
     </w:p>
     <w:p>
       <w:pPr>
-        <w:pStyle w:val="Normal"/>
-        <w:spacing w:before="0" w:after="0"/>
-        <w:rPr/>
-      </w:pPr>
-      <w:r>
-        <w:rPr/>
-      </w:r>
-    </w:p>
-    <w:p>
-      <w:pPr>
-        <w:pStyle w:val="Normal"/>
-        <w:spacing w:before="0" w:after="0"/>
-        <w:rPr/>
-      </w:pPr>
-      <w:r>
-        <w:rPr/>
+        <w:spacing w:after="0"/>
+      </w:pPr>
+    </w:p>
+    <w:p>
+      <w:pPr>
+        <w:spacing w:after="0"/>
+      </w:pPr>
+      <w:r>
         <w:t>Как устроена инфраструктура системы доменных имён?</w:t>
       </w:r>
     </w:p>
     <w:p>
       <w:pPr>
-        <w:pStyle w:val="Normal"/>
-        <w:spacing w:before="0" w:after="0"/>
+        <w:spacing w:after="0"/>
         <w:jc w:val="center"/>
-        <w:rPr/>
-      </w:pPr>
-      <w:r>
-        <w:rPr/>
+      </w:pPr>
+      <w:r>
+        <w:rPr>
+          <w:noProof/>
+        </w:rPr>
+        <w:lastRenderedPageBreak/>
         <w:drawing>
-          <wp:inline distT="0" distB="0" distL="0" distR="0">
+          <wp:inline distT="0" distB="0" distL="0" distR="0" wp14:anchorId="43326ADF" wp14:editId="003AC9DA">
             <wp:extent cx="3084195" cy="1707515"/>
             <wp:effectExtent l="0" t="0" r="0" b="0"/>
-            <wp:docPr id="6" name="Изображение6" descr=""/>
+            <wp:docPr id="6" name="Изображение6"/>
             <wp:cNvGraphicFramePr>
               <a:graphicFrameLocks xmlns:a="http://schemas.openxmlformats.org/drawingml/2006/main" noChangeAspect="1"/>
             </wp:cNvGraphicFramePr>
@@ -1420,13 +1159,13 @@
               <a:graphicData uri="http://schemas.openxmlformats.org/drawingml/2006/picture">
                 <pic:pic xmlns:pic="http://schemas.openxmlformats.org/drawingml/2006/picture">
                   <pic:nvPicPr>
-                    <pic:cNvPr id="6" name="Изображение6" descr=""/>
+                    <pic:cNvPr id="6" name="Изображение6"/>
                     <pic:cNvPicPr>
                       <a:picLocks noChangeAspect="1" noChangeArrowheads="1"/>
                     </pic:cNvPicPr>
                   </pic:nvPicPr>
                   <pic:blipFill>
-                    <a:blip r:embed="rId7"/>
+                    <a:blip r:embed="rId10"/>
                     <a:stretch>
                       <a:fillRect/>
                     </a:stretch>
@@ -1449,12 +1188,9 @@
     </w:p>
     <w:p>
       <w:pPr>
-        <w:pStyle w:val="Normal"/>
-        <w:spacing w:before="0" w:after="0"/>
-        <w:rPr/>
-      </w:pPr>
-      <w:r>
-        <w:rPr/>
+        <w:spacing w:after="0"/>
+      </w:pPr>
+      <w:r>
         <w:t xml:space="preserve">Дерево доменных имен размещается на распределённых серверах </w:t>
       </w:r>
       <w:r>
@@ -1464,18 +1200,14 @@
         <w:t>DNS</w:t>
       </w:r>
       <w:r>
-        <w:rPr/>
         <w:t xml:space="preserve">. </w:t>
       </w:r>
     </w:p>
     <w:p>
       <w:pPr>
-        <w:pStyle w:val="Normal"/>
-        <w:spacing w:before="0" w:after="0"/>
-        <w:rPr/>
-      </w:pPr>
-      <w:r>
-        <w:rPr/>
+        <w:spacing w:after="0"/>
+      </w:pPr>
+      <w:r>
         <w:t xml:space="preserve">Клиент </w:t>
       </w:r>
       <w:r>
@@ -1485,7 +1217,6 @@
         <w:t>DNS</w:t>
       </w:r>
       <w:r>
-        <w:rPr/>
         <w:t xml:space="preserve">, который хочет по доменному имени определить </w:t>
       </w:r>
       <w:r>
@@ -1495,15 +1226,12 @@
         <w:t>IP</w:t>
       </w:r>
       <w:r>
-        <w:rPr/>
         <w:t xml:space="preserve"> адрес.</w:t>
       </w:r>
     </w:p>
     <w:p>
       <w:pPr>
-        <w:pStyle w:val="Normal"/>
-        <w:spacing w:before="0" w:after="0"/>
-        <w:rPr/>
+        <w:spacing w:after="0"/>
       </w:pPr>
       <w:r>
         <w:rPr>
@@ -1512,7 +1240,6 @@
         <w:t>DNS</w:t>
       </w:r>
       <w:r>
-        <w:rPr/>
         <w:t xml:space="preserve"> </w:t>
       </w:r>
       <w:r>
@@ -1522,7 +1249,6 @@
         <w:t>resolver</w:t>
       </w:r>
       <w:r>
-        <w:rPr/>
         <w:t xml:space="preserve"> (</w:t>
       </w:r>
       <w:r>
@@ -1532,7 +1258,6 @@
         <w:t>resolve</w:t>
       </w:r>
       <w:r>
-        <w:rPr/>
         <w:t xml:space="preserve"> – разрешать) – этот компонент занимается разрешением имен - по доменному имени определяет </w:t>
       </w:r>
       <w:r>
@@ -1542,18 +1267,14 @@
         <w:t>IP</w:t>
       </w:r>
       <w:r>
-        <w:rPr/>
         <w:t xml:space="preserve"> адрес.</w:t>
       </w:r>
     </w:p>
     <w:p>
       <w:pPr>
-        <w:pStyle w:val="Normal"/>
-        <w:spacing w:before="0" w:after="0"/>
-        <w:rPr/>
-      </w:pPr>
-      <w:r>
-        <w:rPr/>
+        <w:spacing w:after="0"/>
+      </w:pPr>
+      <w:r>
         <w:t xml:space="preserve">Так, клиент </w:t>
       </w:r>
       <w:r>
@@ -1563,7 +1284,6 @@
         <w:t>DNS</w:t>
       </w:r>
       <w:r>
-        <w:rPr/>
         <w:t xml:space="preserve"> подключается к </w:t>
       </w:r>
       <w:r>
@@ -1573,7 +1293,6 @@
         <w:t>DNS</w:t>
       </w:r>
       <w:r>
-        <w:rPr/>
         <w:t xml:space="preserve">-резолверу, отправляет ему запрос на определение доменного имени по </w:t>
       </w:r>
       <w:r>
@@ -1583,7 +1302,6 @@
         <w:t>IP</w:t>
       </w:r>
       <w:r>
-        <w:rPr/>
         <w:t xml:space="preserve">-адресу. </w:t>
       </w:r>
       <w:r>
@@ -1593,7 +1311,6 @@
         <w:t>DNS</w:t>
       </w:r>
       <w:r>
-        <w:rPr/>
         <w:t xml:space="preserve">-резолвер обращается к дереву доменных имён, находит соответствующий </w:t>
       </w:r>
       <w:r>
@@ -1603,7 +1320,6 @@
         <w:t>IP</w:t>
       </w:r>
       <w:r>
-        <w:rPr/>
         <w:t xml:space="preserve">-адрес, и возвращает его клиенту. При этом, </w:t>
       </w:r>
       <w:r>
@@ -1613,7 +1329,6 @@
         <w:t>DNS</w:t>
       </w:r>
       <w:r>
-        <w:rPr/>
         <w:t xml:space="preserve">-резолвер обычно сохраняет найденный </w:t>
       </w:r>
       <w:r>
@@ -1623,7 +1338,6 @@
         <w:t>IP</w:t>
       </w:r>
       <w:r>
-        <w:rPr/>
         <w:t xml:space="preserve">-адрес в кэше, чтобы при получении ещё одного запроса от клиента с таким-же доменным именем, можно было отдать </w:t>
       </w:r>
       <w:r>
@@ -1633,28 +1347,19 @@
         <w:t>IP</w:t>
       </w:r>
       <w:r>
-        <w:rPr/>
         <w:t>-адрес быстрее – взять его из кэша, а не искать в большом распределённом дереве доменных имен.</w:t>
       </w:r>
     </w:p>
     <w:p>
       <w:pPr>
-        <w:pStyle w:val="Normal"/>
-        <w:spacing w:before="0" w:after="0"/>
-        <w:rPr/>
-      </w:pPr>
-      <w:r>
-        <w:rPr/>
-      </w:r>
-    </w:p>
-    <w:p>
-      <w:pPr>
-        <w:pStyle w:val="Normal"/>
-        <w:spacing w:before="0" w:after="0"/>
-        <w:rPr/>
-      </w:pPr>
-      <w:r>
-        <w:rPr/>
+        <w:spacing w:after="0"/>
+      </w:pPr>
+    </w:p>
+    <w:p>
+      <w:pPr>
+        <w:spacing w:after="0"/>
+      </w:pPr>
+      <w:r>
         <w:t xml:space="preserve">Как клиент получает адрес </w:t>
       </w:r>
       <w:r>
@@ -1664,18 +1369,14 @@
         <w:t>DNS</w:t>
       </w:r>
       <w:r>
-        <w:rPr/>
         <w:t xml:space="preserve"> резолвера?</w:t>
       </w:r>
     </w:p>
     <w:p>
       <w:pPr>
-        <w:pStyle w:val="Normal"/>
-        <w:spacing w:before="0" w:after="0"/>
-        <w:rPr/>
-      </w:pPr>
-      <w:r>
-        <w:rPr/>
+        <w:spacing w:after="0"/>
+      </w:pPr>
+      <w:r>
         <w:t xml:space="preserve">Как правило, клиент получает автоматически адрес </w:t>
       </w:r>
       <w:r>
@@ -1685,7 +1386,6 @@
         <w:t>DNS</w:t>
       </w:r>
       <w:r>
-        <w:rPr/>
         <w:t xml:space="preserve">-резолвера, при конфигурации, вместе с </w:t>
       </w:r>
       <w:r>
@@ -1695,7 +1395,6 @@
         <w:t>IP</w:t>
       </w:r>
       <w:r>
-        <w:rPr/>
         <w:t xml:space="preserve">-адресом. Также можно взять любой адрес </w:t>
       </w:r>
       <w:r>
@@ -1705,7 +1404,6 @@
         <w:t>DNS</w:t>
       </w:r>
       <w:r>
-        <w:rPr/>
         <w:t xml:space="preserve">-резолвера, который доступен в интернет – там есть большое кол-во открытых адресов </w:t>
       </w:r>
       <w:r>
@@ -1715,50 +1413,35 @@
         <w:t>DNS</w:t>
       </w:r>
       <w:r>
-        <w:rPr/>
         <w:t>-резолверов.</w:t>
       </w:r>
     </w:p>
     <w:p>
       <w:pPr>
-        <w:pStyle w:val="Normal"/>
-        <w:spacing w:before="0" w:after="0"/>
-        <w:rPr/>
-      </w:pPr>
-      <w:r>
-        <w:rPr/>
-      </w:r>
-    </w:p>
-    <w:p>
-      <w:pPr>
-        <w:pStyle w:val="Normal"/>
-        <w:spacing w:before="0" w:after="0"/>
-        <w:rPr/>
-      </w:pPr>
-      <w:r>
-        <w:rPr/>
+        <w:spacing w:after="0"/>
+      </w:pPr>
+    </w:p>
+    <w:p>
+      <w:pPr>
+        <w:spacing w:after="0"/>
+      </w:pPr>
+      <w:r>
         <w:t>Как распределяются доменные имена?</w:t>
       </w:r>
     </w:p>
     <w:p>
       <w:pPr>
-        <w:pStyle w:val="Normal"/>
-        <w:spacing w:before="0" w:after="0"/>
-        <w:rPr/>
-      </w:pPr>
-      <w:r>
-        <w:rPr/>
+        <w:spacing w:after="0"/>
+      </w:pPr>
+      <w:r>
         <w:t>Этим занимаются специальные организации, которые называются регистраторы доменных имён.</w:t>
       </w:r>
     </w:p>
     <w:p>
       <w:pPr>
-        <w:pStyle w:val="Normal"/>
-        <w:spacing w:before="0" w:after="0"/>
-        <w:rPr/>
-      </w:pPr>
-      <w:r>
-        <w:rPr/>
+        <w:spacing w:after="0"/>
+      </w:pPr>
+      <w:r>
         <w:t xml:space="preserve">У корневого домена только один регистратор – </w:t>
       </w:r>
       <w:r>
@@ -1768,7 +1451,6 @@
         <w:t>Internet</w:t>
       </w:r>
       <w:r>
-        <w:rPr/>
         <w:t xml:space="preserve"> </w:t>
       </w:r>
       <w:r>
@@ -1778,7 +1460,6 @@
         <w:t>Corporation</w:t>
       </w:r>
       <w:r>
-        <w:rPr/>
         <w:t xml:space="preserve"> </w:t>
       </w:r>
       <w:r>
@@ -1788,7 +1469,6 @@
         <w:t>for</w:t>
       </w:r>
       <w:r>
-        <w:rPr/>
         <w:t xml:space="preserve"> </w:t>
       </w:r>
       <w:r>
@@ -1798,7 +1478,6 @@
         <w:t>Assigned</w:t>
       </w:r>
       <w:r>
-        <w:rPr/>
         <w:t xml:space="preserve"> </w:t>
       </w:r>
       <w:r>
@@ -1808,7 +1487,6 @@
         <w:t>Names</w:t>
       </w:r>
       <w:r>
-        <w:rPr/>
         <w:t xml:space="preserve"> </w:t>
       </w:r>
       <w:r>
@@ -1818,7 +1496,6 @@
         <w:t>and</w:t>
       </w:r>
       <w:r>
-        <w:rPr/>
         <w:t xml:space="preserve"> </w:t>
       </w:r>
       <w:r>
@@ -1828,7 +1505,6 @@
         <w:t>Numbers</w:t>
       </w:r>
       <w:r>
-        <w:rPr/>
         <w:t xml:space="preserve"> (</w:t>
       </w:r>
       <w:r>
@@ -1838,7 +1514,6 @@
         <w:t>ICANN</w:t>
       </w:r>
       <w:r>
-        <w:rPr/>
         <w:t xml:space="preserve">) – корпорация интернет для распределения имён и чисел. Это таже организация, которая занимается распределением </w:t>
       </w:r>
       <w:r>
@@ -1848,20 +1523,14 @@
         <w:t>IP</w:t>
       </w:r>
       <w:r>
-        <w:rPr/>
         <w:t>-адресов.</w:t>
       </w:r>
     </w:p>
     <w:p>
       <w:pPr>
-        <w:pStyle w:val="Normal"/>
-        <w:spacing w:before="0" w:after="0"/>
-        <w:rPr>
-          <w:lang w:val="en-US"/>
-        </w:rPr>
-      </w:pPr>
-      <w:r>
-        <w:rPr/>
+        <w:spacing w:after="0"/>
+      </w:pPr>
+      <w:r>
         <w:t xml:space="preserve">Для доменов первого уровня есть несколько регистраторов. Им необходимо получать аккредитацию в </w:t>
       </w:r>
       <w:r>
@@ -1871,171 +1540,42 @@
         <w:t>ICANN</w:t>
       </w:r>
       <w:r>
-        <w:rPr/>
         <w:t>. Для одной и той же зоны может быть один, или несколько регистраторов. Эти регистраторы регистрируют домены второго уровня. Для того, чтобы управлять этими регистраторами обеспечивая, чтобы они действовали согласованно, чтобы несколько регистраторов не регистрировали одно и тоже доменное имя, и не выполняли других конфликтных действий создан Координационный центр национального домена сети Интернет.</w:t>
       </w:r>
     </w:p>
     <w:p>
       <w:pPr>
-        <w:pStyle w:val="Normal"/>
-        <w:spacing w:before="0" w:after="0"/>
-        <w:rPr>
-          <w:lang w:val="en-US"/>
-        </w:rPr>
-      </w:pPr>
-      <w:r>
-        <w:rPr>
-          <w:lang w:val="en-US"/>
-        </w:rPr>
-      </w:r>
-    </w:p>
-    <w:p>
-      <w:pPr>
-        <w:pStyle w:val="Normal"/>
-        <w:spacing w:before="0" w:after="0"/>
-        <w:rPr/>
-      </w:pPr>
-      <w:r>
-        <w:rPr/>
+        <w:spacing w:after="0"/>
+      </w:pPr>
+    </w:p>
+    <w:p>
+      <w:pPr>
+        <w:spacing w:after="0"/>
+      </w:pPr>
+      <w:r>
         <w:t>Регистрация домена – это платная услуга, доступная организациям и физическим лицам.</w:t>
+      </w:r>
+      <w:r>
         <w:tab/>
       </w:r>
     </w:p>
     <w:sectPr>
-      <w:type w:val="nextPage"/>
       <w:pgSz w:w="11906" w:h="16838"/>
-      <w:pgMar w:left="426" w:right="282" w:gutter="0" w:header="0" w:top="284" w:footer="0" w:bottom="284"/>
-      <w:pgNumType w:fmt="decimal"/>
-      <w:formProt w:val="false"/>
-      <w:textDirection w:val="lrTb"/>
-      <w:docGrid w:type="default" w:linePitch="360" w:charSpace="0"/>
+      <w:pgMar w:top="284" w:right="282" w:bottom="284" w:left="426" w:header="0" w:footer="0" w:gutter="0"/>
+      <w:cols w:space="720"/>
+      <w:formProt w:val="0"/>
+      <w:docGrid w:linePitch="360"/>
     </w:sectPr>
   </w:body>
 </w:document>
 </file>
 
 <file path=word/numbering.xml><?xml version="1.0" encoding="utf-8"?>
-<w:numbering xmlns:w="http://schemas.openxmlformats.org/wordprocessingml/2006/main" xmlns:o="urn:schemas-microsoft-com:office:office" xmlns:r="http://schemas.openxmlformats.org/officeDocument/2006/relationships" xmlns:v="urn:schemas-microsoft-com:vml" xmlns:mc="http://schemas.openxmlformats.org/markup-compatibility/2006" xmlns:w14="http://schemas.microsoft.com/office/word/2010/wordml" mc:Ignorable="w14">
-  <w:abstractNum w:abstractNumId="1">
-    <w:lvl w:ilvl="0">
-      <w:start w:val="1"/>
-      <w:numFmt w:val="decimal"/>
-      <w:lvlText w:val="%1."/>
-      <w:lvlJc w:val="left"/>
-      <w:pPr>
-        <w:tabs>
-          <w:tab w:val="num" w:pos="0"/>
-        </w:tabs>
-        <w:ind w:left="720" w:hanging="360"/>
-      </w:pPr>
-      <w:rPr/>
-    </w:lvl>
-    <w:lvl w:ilvl="1">
-      <w:start w:val="1"/>
-      <w:numFmt w:val="lowerLetter"/>
-      <w:lvlText w:val="%2."/>
-      <w:lvlJc w:val="left"/>
-      <w:pPr>
-        <w:tabs>
-          <w:tab w:val="num" w:pos="0"/>
-        </w:tabs>
-        <w:ind w:left="1440" w:hanging="360"/>
-      </w:pPr>
-      <w:rPr/>
-    </w:lvl>
-    <w:lvl w:ilvl="2">
-      <w:start w:val="1"/>
-      <w:numFmt w:val="lowerRoman"/>
-      <w:lvlText w:val="%3."/>
-      <w:lvlJc w:val="right"/>
-      <w:pPr>
-        <w:tabs>
-          <w:tab w:val="num" w:pos="0"/>
-        </w:tabs>
-        <w:ind w:left="2160" w:hanging="180"/>
-      </w:pPr>
-      <w:rPr/>
-    </w:lvl>
-    <w:lvl w:ilvl="3">
-      <w:start w:val="1"/>
-      <w:numFmt w:val="decimal"/>
-      <w:lvlText w:val="%4."/>
-      <w:lvlJc w:val="left"/>
-      <w:pPr>
-        <w:tabs>
-          <w:tab w:val="num" w:pos="0"/>
-        </w:tabs>
-        <w:ind w:left="2880" w:hanging="360"/>
-      </w:pPr>
-      <w:rPr/>
-    </w:lvl>
-    <w:lvl w:ilvl="4">
-      <w:start w:val="1"/>
-      <w:numFmt w:val="lowerLetter"/>
-      <w:lvlText w:val="%5."/>
-      <w:lvlJc w:val="left"/>
-      <w:pPr>
-        <w:tabs>
-          <w:tab w:val="num" w:pos="0"/>
-        </w:tabs>
-        <w:ind w:left="3600" w:hanging="360"/>
-      </w:pPr>
-      <w:rPr/>
-    </w:lvl>
-    <w:lvl w:ilvl="5">
-      <w:start w:val="1"/>
-      <w:numFmt w:val="lowerRoman"/>
-      <w:lvlText w:val="%6."/>
-      <w:lvlJc w:val="right"/>
-      <w:pPr>
-        <w:tabs>
-          <w:tab w:val="num" w:pos="0"/>
-        </w:tabs>
-        <w:ind w:left="4320" w:hanging="180"/>
-      </w:pPr>
-      <w:rPr/>
-    </w:lvl>
-    <w:lvl w:ilvl="6">
-      <w:start w:val="1"/>
-      <w:numFmt w:val="decimal"/>
-      <w:lvlText w:val="%7."/>
-      <w:lvlJc w:val="left"/>
-      <w:pPr>
-        <w:tabs>
-          <w:tab w:val="num" w:pos="0"/>
-        </w:tabs>
-        <w:ind w:left="5040" w:hanging="360"/>
-      </w:pPr>
-      <w:rPr/>
-    </w:lvl>
-    <w:lvl w:ilvl="7">
-      <w:start w:val="1"/>
-      <w:numFmt w:val="lowerLetter"/>
-      <w:lvlText w:val="%8."/>
-      <w:lvlJc w:val="left"/>
-      <w:pPr>
-        <w:tabs>
-          <w:tab w:val="num" w:pos="0"/>
-        </w:tabs>
-        <w:ind w:left="5760" w:hanging="360"/>
-      </w:pPr>
-      <w:rPr/>
-    </w:lvl>
-    <w:lvl w:ilvl="8">
-      <w:start w:val="1"/>
-      <w:numFmt w:val="lowerRoman"/>
-      <w:lvlText w:val="%9."/>
-      <w:lvlJc w:val="right"/>
-      <w:pPr>
-        <w:tabs>
-          <w:tab w:val="num" w:pos="0"/>
-        </w:tabs>
-        <w:ind w:left="6480" w:hanging="180"/>
-      </w:pPr>
-      <w:rPr/>
-    </w:lvl>
-  </w:abstractNum>
-  <w:abstractNum w:abstractNumId="2">
+<w:numbering xmlns:wpc="http://schemas.microsoft.com/office/word/2010/wordprocessingCanvas" xmlns:cx="http://schemas.microsoft.com/office/drawing/2014/chartex" xmlns:cx1="http://schemas.microsoft.com/office/drawing/2015/9/8/chartex" xmlns:cx2="http://schemas.microsoft.com/office/drawing/2015/10/21/chartex" xmlns:cx3="http://schemas.microsoft.com/office/drawing/2016/5/9/chartex" xmlns:cx4="http://schemas.microsoft.com/office/drawing/2016/5/10/chartex" xmlns:cx5="http://schemas.microsoft.com/office/drawing/2016/5/11/chartex" xmlns:cx6="http://schemas.microsoft.com/office/drawing/2016/5/12/chartex" xmlns:cx7="http://schemas.microsoft.com/office/drawing/2016/5/13/chartex" xmlns:cx8="http://schemas.microsoft.com/office/drawing/2016/5/14/chartex" xmlns:mc="http://schemas.openxmlformats.org/markup-compatibility/2006" xmlns:aink="http://schemas.microsoft.com/office/drawing/2016/ink" xmlns:am3d="http://schemas.microsoft.com/office/drawing/2017/model3d" xmlns:o="urn:schemas-microsoft-com:office:office" xmlns:oel="http://schemas.microsoft.com/office/2019/extlst" xmlns:r="http://schemas.openxmlformats.org/officeDocument/2006/relationships" xmlns:m="http://schemas.openxmlformats.org/officeDocument/2006/math" xmlns:v="urn:schemas-microsoft-com:vml" xmlns:wp14="http://schemas.microsoft.com/office/word/2010/wordprocessingDrawing" xmlns:wp="http://schemas.openxmlformats.org/drawingml/2006/wordprocessingDrawing" xmlns:w10="urn:schemas-microsoft-com:office:word" xmlns:w="http://schemas.openxmlformats.org/wordprocessingml/2006/main" xmlns:w14="http://schemas.microsoft.com/office/word/2010/wordml" xmlns:w15="http://schemas.microsoft.com/office/word/2012/wordml" xmlns:w16cex="http://schemas.microsoft.com/office/word/2018/wordml/cex" xmlns:w16cid="http://schemas.microsoft.com/office/word/2016/wordml/cid" xmlns:w16="http://schemas.microsoft.com/office/word/2018/wordml" xmlns:w16du="http://schemas.microsoft.com/office/word/2023/wordml/word16du" xmlns:w16sdtdh="http://schemas.microsoft.com/office/word/2020/wordml/sdtdatahash" xmlns:w16sdtfl="http://schemas.microsoft.com/office/word/2024/wordml/sdtformatlock" xmlns:w16se="http://schemas.microsoft.com/office/word/2015/wordml/symex" xmlns:wpg="http://schemas.microsoft.com/office/word/2010/wordprocessingGroup" xmlns:wpi="http://schemas.microsoft.com/office/word/2010/wordprocessingInk" xmlns:wne="http://schemas.microsoft.com/office/word/2006/wordml" xmlns:wps="http://schemas.microsoft.com/office/word/2010/wordprocessingShape" mc:Ignorable="w14 w15 w16se w16cid w16 w16cex w16sdtdh w16sdtfl w16du wp14">
+  <w:abstractNum w:abstractNumId="0" w15:restartNumberingAfterBreak="0">
+    <w:nsid w:val="1CD12F60"/>
+    <w:multiLevelType w:val="multilevel"/>
+    <w:tmpl w:val="4C3ACA50"/>
     <w:lvl w:ilvl="0">
       <w:start w:val="1"/>
       <w:numFmt w:val="none"/>
@@ -2046,7 +1586,7 @@
         <w:tabs>
           <w:tab w:val="num" w:pos="0"/>
         </w:tabs>
-        <w:ind w:left="0" w:hanging="0"/>
+        <w:ind w:left="0" w:firstLine="0"/>
       </w:pPr>
     </w:lvl>
     <w:lvl w:ilvl="1">
@@ -2059,7 +1599,7 @@
         <w:tabs>
           <w:tab w:val="num" w:pos="0"/>
         </w:tabs>
-        <w:ind w:left="0" w:hanging="0"/>
+        <w:ind w:left="0" w:firstLine="0"/>
       </w:pPr>
     </w:lvl>
     <w:lvl w:ilvl="2">
@@ -2072,7 +1612,7 @@
         <w:tabs>
           <w:tab w:val="num" w:pos="0"/>
         </w:tabs>
-        <w:ind w:left="0" w:hanging="0"/>
+        <w:ind w:left="0" w:firstLine="0"/>
       </w:pPr>
     </w:lvl>
     <w:lvl w:ilvl="3">
@@ -2085,7 +1625,7 @@
         <w:tabs>
           <w:tab w:val="num" w:pos="0"/>
         </w:tabs>
-        <w:ind w:left="0" w:hanging="0"/>
+        <w:ind w:left="0" w:firstLine="0"/>
       </w:pPr>
     </w:lvl>
     <w:lvl w:ilvl="4">
@@ -2098,7 +1638,7 @@
         <w:tabs>
           <w:tab w:val="num" w:pos="0"/>
         </w:tabs>
-        <w:ind w:left="0" w:hanging="0"/>
+        <w:ind w:left="0" w:firstLine="0"/>
       </w:pPr>
     </w:lvl>
     <w:lvl w:ilvl="5">
@@ -2111,7 +1651,7 @@
         <w:tabs>
           <w:tab w:val="num" w:pos="0"/>
         </w:tabs>
-        <w:ind w:left="0" w:hanging="0"/>
+        <w:ind w:left="0" w:firstLine="0"/>
       </w:pPr>
     </w:lvl>
     <w:lvl w:ilvl="6">
@@ -2124,7 +1664,7 @@
         <w:tabs>
           <w:tab w:val="num" w:pos="0"/>
         </w:tabs>
-        <w:ind w:left="0" w:hanging="0"/>
+        <w:ind w:left="0" w:firstLine="0"/>
       </w:pPr>
     </w:lvl>
     <w:lvl w:ilvl="7">
@@ -2137,7 +1677,7 @@
         <w:tabs>
           <w:tab w:val="num" w:pos="0"/>
         </w:tabs>
-        <w:ind w:left="0" w:hanging="0"/>
+        <w:ind w:left="0" w:firstLine="0"/>
       </w:pPr>
     </w:lvl>
     <w:lvl w:ilvl="8">
@@ -2150,25 +1690,138 @@
         <w:tabs>
           <w:tab w:val="num" w:pos="0"/>
         </w:tabs>
-        <w:ind w:left="0" w:hanging="0"/>
+        <w:ind w:left="0" w:firstLine="0"/>
       </w:pPr>
     </w:lvl>
   </w:abstractNum>
-  <w:num w:numId="1">
+  <w:abstractNum w:abstractNumId="1" w15:restartNumberingAfterBreak="0">
+    <w:nsid w:val="76FE380B"/>
+    <w:multiLevelType w:val="multilevel"/>
+    <w:tmpl w:val="D56AE8DC"/>
+    <w:lvl w:ilvl="0">
+      <w:start w:val="1"/>
+      <w:numFmt w:val="decimal"/>
+      <w:lvlText w:val="%1."/>
+      <w:lvlJc w:val="left"/>
+      <w:pPr>
+        <w:tabs>
+          <w:tab w:val="num" w:pos="0"/>
+        </w:tabs>
+        <w:ind w:left="720" w:hanging="360"/>
+      </w:pPr>
+    </w:lvl>
+    <w:lvl w:ilvl="1">
+      <w:start w:val="1"/>
+      <w:numFmt w:val="lowerLetter"/>
+      <w:lvlText w:val="%2."/>
+      <w:lvlJc w:val="left"/>
+      <w:pPr>
+        <w:tabs>
+          <w:tab w:val="num" w:pos="0"/>
+        </w:tabs>
+        <w:ind w:left="1440" w:hanging="360"/>
+      </w:pPr>
+    </w:lvl>
+    <w:lvl w:ilvl="2">
+      <w:start w:val="1"/>
+      <w:numFmt w:val="lowerRoman"/>
+      <w:lvlText w:val="%3."/>
+      <w:lvlJc w:val="right"/>
+      <w:pPr>
+        <w:tabs>
+          <w:tab w:val="num" w:pos="0"/>
+        </w:tabs>
+        <w:ind w:left="2160" w:hanging="180"/>
+      </w:pPr>
+    </w:lvl>
+    <w:lvl w:ilvl="3">
+      <w:start w:val="1"/>
+      <w:numFmt w:val="decimal"/>
+      <w:lvlText w:val="%4."/>
+      <w:lvlJc w:val="left"/>
+      <w:pPr>
+        <w:tabs>
+          <w:tab w:val="num" w:pos="0"/>
+        </w:tabs>
+        <w:ind w:left="2880" w:hanging="360"/>
+      </w:pPr>
+    </w:lvl>
+    <w:lvl w:ilvl="4">
+      <w:start w:val="1"/>
+      <w:numFmt w:val="lowerLetter"/>
+      <w:lvlText w:val="%5."/>
+      <w:lvlJc w:val="left"/>
+      <w:pPr>
+        <w:tabs>
+          <w:tab w:val="num" w:pos="0"/>
+        </w:tabs>
+        <w:ind w:left="3600" w:hanging="360"/>
+      </w:pPr>
+    </w:lvl>
+    <w:lvl w:ilvl="5">
+      <w:start w:val="1"/>
+      <w:numFmt w:val="lowerRoman"/>
+      <w:lvlText w:val="%6."/>
+      <w:lvlJc w:val="right"/>
+      <w:pPr>
+        <w:tabs>
+          <w:tab w:val="num" w:pos="0"/>
+        </w:tabs>
+        <w:ind w:left="4320" w:hanging="180"/>
+      </w:pPr>
+    </w:lvl>
+    <w:lvl w:ilvl="6">
+      <w:start w:val="1"/>
+      <w:numFmt w:val="decimal"/>
+      <w:lvlText w:val="%7."/>
+      <w:lvlJc w:val="left"/>
+      <w:pPr>
+        <w:tabs>
+          <w:tab w:val="num" w:pos="0"/>
+        </w:tabs>
+        <w:ind w:left="5040" w:hanging="360"/>
+      </w:pPr>
+    </w:lvl>
+    <w:lvl w:ilvl="7">
+      <w:start w:val="1"/>
+      <w:numFmt w:val="lowerLetter"/>
+      <w:lvlText w:val="%8."/>
+      <w:lvlJc w:val="left"/>
+      <w:pPr>
+        <w:tabs>
+          <w:tab w:val="num" w:pos="0"/>
+        </w:tabs>
+        <w:ind w:left="5760" w:hanging="360"/>
+      </w:pPr>
+    </w:lvl>
+    <w:lvl w:ilvl="8">
+      <w:start w:val="1"/>
+      <w:numFmt w:val="lowerRoman"/>
+      <w:lvlText w:val="%9."/>
+      <w:lvlJc w:val="right"/>
+      <w:pPr>
+        <w:tabs>
+          <w:tab w:val="num" w:pos="0"/>
+        </w:tabs>
+        <w:ind w:left="6480" w:hanging="180"/>
+      </w:pPr>
+    </w:lvl>
+  </w:abstractNum>
+  <w:num w:numId="1" w16cid:durableId="1032194155">
     <w:abstractNumId w:val="1"/>
   </w:num>
-  <w:num w:numId="2">
-    <w:abstractNumId w:val="2"/>
+  <w:num w:numId="2" w16cid:durableId="570434517">
+    <w:abstractNumId w:val="0"/>
   </w:num>
 </w:numbering>
 </file>
 
 <file path=word/styles.xml><?xml version="1.0" encoding="utf-8"?>
-<w:styles xmlns:w="http://schemas.openxmlformats.org/wordprocessingml/2006/main" xmlns:w14="http://schemas.microsoft.com/office/word/2010/wordml" xmlns:mc="http://schemas.openxmlformats.org/markup-compatibility/2006" mc:Ignorable="w14">
+<w:styles xmlns:mc="http://schemas.openxmlformats.org/markup-compatibility/2006" xmlns:r="http://schemas.openxmlformats.org/officeDocument/2006/relationships" xmlns:w="http://schemas.openxmlformats.org/wordprocessingml/2006/main" xmlns:w14="http://schemas.microsoft.com/office/word/2010/wordml" xmlns:w15="http://schemas.microsoft.com/office/word/2012/wordml" xmlns:w16cex="http://schemas.microsoft.com/office/word/2018/wordml/cex" xmlns:w16cid="http://schemas.microsoft.com/office/word/2016/wordml/cid" xmlns:w16="http://schemas.microsoft.com/office/word/2018/wordml" xmlns:w16du="http://schemas.microsoft.com/office/word/2023/wordml/word16du" xmlns:w16sdtdh="http://schemas.microsoft.com/office/word/2020/wordml/sdtdatahash" xmlns:w16sdtfl="http://schemas.microsoft.com/office/word/2024/wordml/sdtformatlock" xmlns:w16se="http://schemas.microsoft.com/office/word/2015/wordml/symex" mc:Ignorable="w14 w15 w16se w16cid w16 w16cex w16sdtdh w16sdtfl w16du">
   <w:docDefaults>
     <w:rPrDefault>
       <w:rPr>
-        <w:rFonts w:ascii="Aptos" w:hAnsi="Aptos" w:eastAsia="Aptos" w:cs="" w:asciiTheme="minorHAnsi" w:cstheme="minorBidi" w:eastAsiaTheme="minorHAnsi" w:hAnsiTheme="minorHAnsi"/>
+        <w:rFonts w:asciiTheme="minorHAnsi" w:eastAsiaTheme="minorHAnsi" w:hAnsiTheme="minorHAnsi" w:cstheme="minorBidi"/>
         <w:sz w:val="22"/>
         <w:szCs w:val="22"/>
         <w:lang w:val="ru-RU" w:eastAsia="en-US" w:bidi="ar-SA"/>
@@ -2176,21 +1829,21 @@
     </w:rPrDefault>
     <w:pPrDefault>
       <w:pPr>
-        <w:suppressAutoHyphens w:val="true"/>
+        <w:suppressAutoHyphens/>
       </w:pPr>
     </w:pPrDefault>
   </w:docDefaults>
   <w:latentStyles w:defLockedState="0" w:defUIPriority="99" w:defSemiHidden="0" w:defUnhideWhenUsed="0" w:defQFormat="0" w:count="376">
     <w:lsdException w:name="Normal" w:uiPriority="0" w:qFormat="1"/>
     <w:lsdException w:name="heading 1" w:uiPriority="9" w:qFormat="1"/>
-    <w:lsdException w:name="heading 2" w:uiPriority="9" w:semiHidden="1" w:unhideWhenUsed="1" w:qFormat="1"/>
-    <w:lsdException w:name="heading 3" w:uiPriority="9" w:semiHidden="1" w:unhideWhenUsed="1" w:qFormat="1"/>
-    <w:lsdException w:name="heading 4" w:uiPriority="9" w:semiHidden="1" w:unhideWhenUsed="1" w:qFormat="1"/>
-    <w:lsdException w:name="heading 5" w:uiPriority="9" w:semiHidden="1" w:unhideWhenUsed="1" w:qFormat="1"/>
-    <w:lsdException w:name="heading 6" w:uiPriority="9" w:semiHidden="1" w:unhideWhenUsed="1" w:qFormat="1"/>
-    <w:lsdException w:name="heading 7" w:uiPriority="9" w:semiHidden="1" w:unhideWhenUsed="1" w:qFormat="1"/>
-    <w:lsdException w:name="heading 8" w:uiPriority="9" w:semiHidden="1" w:unhideWhenUsed="1" w:qFormat="1"/>
-    <w:lsdException w:name="heading 9" w:uiPriority="9" w:semiHidden="1" w:unhideWhenUsed="1" w:qFormat="1"/>
+    <w:lsdException w:name="heading 2" w:semiHidden="1" w:uiPriority="9" w:unhideWhenUsed="1" w:qFormat="1"/>
+    <w:lsdException w:name="heading 3" w:semiHidden="1" w:uiPriority="9" w:unhideWhenUsed="1" w:qFormat="1"/>
+    <w:lsdException w:name="heading 4" w:semiHidden="1" w:uiPriority="9" w:unhideWhenUsed="1" w:qFormat="1"/>
+    <w:lsdException w:name="heading 5" w:semiHidden="1" w:uiPriority="9" w:unhideWhenUsed="1" w:qFormat="1"/>
+    <w:lsdException w:name="heading 6" w:semiHidden="1" w:uiPriority="9" w:unhideWhenUsed="1" w:qFormat="1"/>
+    <w:lsdException w:name="heading 7" w:semiHidden="1" w:uiPriority="9" w:unhideWhenUsed="1" w:qFormat="1"/>
+    <w:lsdException w:name="heading 8" w:semiHidden="1" w:uiPriority="9" w:unhideWhenUsed="1" w:qFormat="1"/>
+    <w:lsdException w:name="heading 9" w:semiHidden="1" w:uiPriority="9" w:unhideWhenUsed="1" w:qFormat="1"/>
     <w:lsdException w:name="index 1" w:semiHidden="1" w:unhideWhenUsed="1"/>
     <w:lsdException w:name="index 2" w:semiHidden="1" w:unhideWhenUsed="1"/>
     <w:lsdException w:name="index 3" w:semiHidden="1" w:unhideWhenUsed="1"/>
@@ -2200,22 +1853,22 @@
     <w:lsdException w:name="index 7" w:semiHidden="1" w:unhideWhenUsed="1"/>
     <w:lsdException w:name="index 8" w:semiHidden="1" w:unhideWhenUsed="1"/>
     <w:lsdException w:name="index 9" w:semiHidden="1" w:unhideWhenUsed="1"/>
-    <w:lsdException w:name="toc 1" w:uiPriority="39" w:semiHidden="1" w:unhideWhenUsed="1"/>
-    <w:lsdException w:name="toc 2" w:uiPriority="39" w:semiHidden="1" w:unhideWhenUsed="1"/>
-    <w:lsdException w:name="toc 3" w:uiPriority="39" w:semiHidden="1" w:unhideWhenUsed="1"/>
-    <w:lsdException w:name="toc 4" w:uiPriority="39" w:semiHidden="1" w:unhideWhenUsed="1"/>
-    <w:lsdException w:name="toc 5" w:uiPriority="39" w:semiHidden="1" w:unhideWhenUsed="1"/>
-    <w:lsdException w:name="toc 6" w:uiPriority="39" w:semiHidden="1" w:unhideWhenUsed="1"/>
-    <w:lsdException w:name="toc 7" w:uiPriority="39" w:semiHidden="1" w:unhideWhenUsed="1"/>
-    <w:lsdException w:name="toc 8" w:uiPriority="39" w:semiHidden="1" w:unhideWhenUsed="1"/>
-    <w:lsdException w:name="toc 9" w:uiPriority="39" w:semiHidden="1" w:unhideWhenUsed="1"/>
+    <w:lsdException w:name="toc 1" w:semiHidden="1" w:uiPriority="39" w:unhideWhenUsed="1"/>
+    <w:lsdException w:name="toc 2" w:semiHidden="1" w:uiPriority="39" w:unhideWhenUsed="1"/>
+    <w:lsdException w:name="toc 3" w:semiHidden="1" w:uiPriority="39" w:unhideWhenUsed="1"/>
+    <w:lsdException w:name="toc 4" w:semiHidden="1" w:uiPriority="39" w:unhideWhenUsed="1"/>
+    <w:lsdException w:name="toc 5" w:semiHidden="1" w:uiPriority="39" w:unhideWhenUsed="1"/>
+    <w:lsdException w:name="toc 6" w:semiHidden="1" w:uiPriority="39" w:unhideWhenUsed="1"/>
+    <w:lsdException w:name="toc 7" w:semiHidden="1" w:uiPriority="39" w:unhideWhenUsed="1"/>
+    <w:lsdException w:name="toc 8" w:semiHidden="1" w:uiPriority="39" w:unhideWhenUsed="1"/>
+    <w:lsdException w:name="toc 9" w:semiHidden="1" w:uiPriority="39" w:unhideWhenUsed="1"/>
     <w:lsdException w:name="Normal Indent" w:semiHidden="1" w:unhideWhenUsed="1"/>
     <w:lsdException w:name="footnote text" w:semiHidden="1" w:unhideWhenUsed="1"/>
     <w:lsdException w:name="annotation text" w:semiHidden="1" w:unhideWhenUsed="1"/>
     <w:lsdException w:name="header" w:semiHidden="1" w:unhideWhenUsed="1"/>
     <w:lsdException w:name="footer" w:semiHidden="1" w:unhideWhenUsed="1"/>
     <w:lsdException w:name="index heading" w:semiHidden="1" w:unhideWhenUsed="1"/>
-    <w:lsdException w:name="caption" w:uiPriority="35" w:semiHidden="1" w:unhideWhenUsed="1" w:qFormat="1"/>
+    <w:lsdException w:name="caption" w:semiHidden="1" w:uiPriority="35" w:unhideWhenUsed="1" w:qFormat="1"/>
     <w:lsdException w:name="table of figures" w:semiHidden="1" w:unhideWhenUsed="1"/>
     <w:lsdException w:name="envelope address" w:semiHidden="1" w:unhideWhenUsed="1"/>
     <w:lsdException w:name="envelope return" w:semiHidden="1" w:unhideWhenUsed="1"/>
@@ -2246,7 +1899,7 @@
     <w:lsdException w:name="Title" w:uiPriority="10" w:qFormat="1"/>
     <w:lsdException w:name="Closing" w:semiHidden="1" w:unhideWhenUsed="1"/>
     <w:lsdException w:name="Signature" w:semiHidden="1" w:unhideWhenUsed="1"/>
-    <w:lsdException w:name="Default Paragraph Font" w:uiPriority="1" w:semiHidden="1" w:unhideWhenUsed="1"/>
+    <w:lsdException w:name="Default Paragraph Font" w:semiHidden="1" w:uiPriority="1" w:unhideWhenUsed="1"/>
     <w:lsdException w:name="Body Text" w:semiHidden="1" w:unhideWhenUsed="1"/>
     <w:lsdException w:name="Body Text Indent" w:semiHidden="1" w:unhideWhenUsed="1"/>
     <w:lsdException w:name="List Continue" w:semiHidden="1" w:unhideWhenUsed="1"/>
@@ -2446,8 +2099,8 @@
     <w:lsdException w:name="Subtle Reference" w:uiPriority="31" w:qFormat="1"/>
     <w:lsdException w:name="Intense Reference" w:uiPriority="32" w:qFormat="1"/>
     <w:lsdException w:name="Book Title" w:uiPriority="33" w:qFormat="1"/>
-    <w:lsdException w:name="Bibliography" w:uiPriority="37" w:semiHidden="1" w:unhideWhenUsed="1"/>
-    <w:lsdException w:name="TOC Heading" w:uiPriority="39" w:semiHidden="1" w:unhideWhenUsed="1" w:qFormat="1"/>
+    <w:lsdException w:name="Bibliography" w:semiHidden="1" w:uiPriority="37" w:unhideWhenUsed="1"/>
+    <w:lsdException w:name="TOC Heading" w:semiHidden="1" w:uiPriority="39" w:unhideWhenUsed="1" w:qFormat="1"/>
     <w:lsdException w:name="Plain Table 1" w:uiPriority="41"/>
     <w:lsdException w:name="Plain Table 2" w:uiPriority="42"/>
     <w:lsdException w:name="Plain Table 3" w:uiPriority="43"/>
@@ -2558,619 +2211,221 @@
     <w:lsdException w:name="Unresolved Mention" w:semiHidden="1" w:unhideWhenUsed="1"/>
     <w:lsdException w:name="Smart Link" w:semiHidden="1" w:unhideWhenUsed="1"/>
   </w:latentStyles>
-  <w:style w:type="paragraph" w:styleId="Normal" w:default="1">
+  <w:style w:type="paragraph" w:default="1" w:styleId="a">
     <w:name w:val="Normal"/>
     <w:qFormat/>
-    <w:rsid w:val="00b915b7"/>
+    <w:rsid w:val="00B915B7"/>
     <w:pPr>
-      <w:widowControl/>
-      <w:bidi w:val="0"/>
-      <w:spacing w:lineRule="auto" w:line="240" w:before="0" w:after="160"/>
-      <w:jc w:val="left"/>
+      <w:spacing w:after="160"/>
     </w:pPr>
     <w:rPr>
-      <w:rFonts w:ascii="Times New Roman" w:hAnsi="Times New Roman" w:eastAsia="Aptos" w:cs="" w:cstheme="minorBidi" w:eastAsiaTheme="minorHAnsi"/>
-      <w:color w:val="auto"/>
-      <w:kern w:val="0"/>
+      <w:rFonts w:ascii="Times New Roman" w:hAnsi="Times New Roman"/>
       <w:sz w:val="28"/>
-      <w:szCs w:val="22"/>
-      <w:lang w:val="ru-RU" w:eastAsia="en-US" w:bidi="ar-SA"/>
-    </w:rPr>
-  </w:style>
-  <w:style w:type="paragraph" w:styleId="Heading1">
-    <w:name w:val="Heading 1"/>
-    <w:basedOn w:val="Normal"/>
-    <w:next w:val="Normal"/>
-    <w:link w:val="1"/>
+    </w:rPr>
+  </w:style>
+  <w:style w:type="paragraph" w:styleId="1">
+    <w:name w:val="heading 1"/>
+    <w:basedOn w:val="a"/>
+    <w:next w:val="a"/>
+    <w:link w:val="10"/>
     <w:uiPriority w:val="9"/>
     <w:qFormat/>
-    <w:rsid w:val="00bd76b9"/>
+    <w:rsid w:val="00BD76B9"/>
     <w:pPr>
-      <w:keepNext w:val="true"/>
+      <w:keepNext/>
       <w:keepLines/>
       <w:spacing w:before="360" w:after="80"/>
       <w:outlineLvl w:val="0"/>
     </w:pPr>
     <w:rPr>
-      <w:rFonts w:ascii="Aptos Display" w:hAnsi="Aptos Display" w:eastAsia="" w:cs="" w:asciiTheme="majorHAnsi" w:cstheme="majorBidi" w:eastAsiaTheme="majorEastAsia" w:hAnsiTheme="majorHAnsi"/>
-      <w:color w:themeColor="accent1" w:themeShade="bf" w:val="2E74B5"/>
+      <w:rFonts w:asciiTheme="majorHAnsi" w:eastAsiaTheme="majorEastAsia" w:hAnsiTheme="majorHAnsi" w:cstheme="majorBidi"/>
+      <w:color w:val="2E74B5" w:themeColor="accent1" w:themeShade="BF"/>
       <w:sz w:val="40"/>
       <w:szCs w:val="40"/>
     </w:rPr>
   </w:style>
-  <w:style w:type="paragraph" w:styleId="Heading2">
-    <w:name w:val="Heading 2"/>
-    <w:basedOn w:val="Normal"/>
-    <w:next w:val="Normal"/>
-    <w:link w:val="2"/>
+  <w:style w:type="paragraph" w:styleId="2">
+    <w:name w:val="heading 2"/>
+    <w:basedOn w:val="a"/>
+    <w:next w:val="a"/>
+    <w:link w:val="20"/>
     <w:uiPriority w:val="9"/>
     <w:semiHidden/>
     <w:unhideWhenUsed/>
     <w:qFormat/>
-    <w:rsid w:val="00bd76b9"/>
+    <w:rsid w:val="00BD76B9"/>
     <w:pPr>
-      <w:keepNext w:val="true"/>
+      <w:keepNext/>
       <w:keepLines/>
       <w:spacing w:before="160" w:after="80"/>
       <w:outlineLvl w:val="1"/>
     </w:pPr>
     <w:rPr>
-      <w:rFonts w:ascii="Aptos Display" w:hAnsi="Aptos Display" w:eastAsia="" w:cs="" w:asciiTheme="majorHAnsi" w:cstheme="majorBidi" w:eastAsiaTheme="majorEastAsia" w:hAnsiTheme="majorHAnsi"/>
-      <w:color w:themeColor="accent1" w:themeShade="bf" w:val="2E74B5"/>
+      <w:rFonts w:asciiTheme="majorHAnsi" w:eastAsiaTheme="majorEastAsia" w:hAnsiTheme="majorHAnsi" w:cstheme="majorBidi"/>
+      <w:color w:val="2E74B5" w:themeColor="accent1" w:themeShade="BF"/>
       <w:sz w:val="32"/>
       <w:szCs w:val="32"/>
     </w:rPr>
   </w:style>
-  <w:style w:type="paragraph" w:styleId="Heading3">
-    <w:name w:val="Heading 3"/>
-    <w:basedOn w:val="Normal"/>
-    <w:next w:val="Normal"/>
-    <w:link w:val="3"/>
+  <w:style w:type="paragraph" w:styleId="3">
+    <w:name w:val="heading 3"/>
+    <w:basedOn w:val="a"/>
+    <w:next w:val="a"/>
+    <w:link w:val="30"/>
     <w:uiPriority w:val="9"/>
     <w:semiHidden/>
     <w:unhideWhenUsed/>
     <w:qFormat/>
-    <w:rsid w:val="00bd76b9"/>
+    <w:rsid w:val="00BD76B9"/>
     <w:pPr>
-      <w:keepNext w:val="true"/>
+      <w:keepNext/>
       <w:keepLines/>
       <w:spacing w:before="160" w:after="80"/>
       <w:outlineLvl w:val="2"/>
     </w:pPr>
     <w:rPr>
-      <w:rFonts w:ascii="Aptos" w:hAnsi="Aptos" w:eastAsia="" w:cs="" w:asciiTheme="minorHAnsi" w:cstheme="majorBidi" w:eastAsiaTheme="majorEastAsia" w:hAnsiTheme="minorHAnsi"/>
-      <w:color w:themeColor="accent1" w:themeShade="bf" w:val="2E74B5"/>
+      <w:rFonts w:asciiTheme="minorHAnsi" w:eastAsiaTheme="majorEastAsia" w:hAnsiTheme="minorHAnsi" w:cstheme="majorBidi"/>
+      <w:color w:val="2E74B5" w:themeColor="accent1" w:themeShade="BF"/>
       <w:szCs w:val="28"/>
     </w:rPr>
   </w:style>
-  <w:style w:type="paragraph" w:styleId="Heading4">
-    <w:name w:val="Heading 4"/>
-    <w:basedOn w:val="Normal"/>
-    <w:next w:val="Normal"/>
-    <w:link w:val="4"/>
+  <w:style w:type="paragraph" w:styleId="4">
+    <w:name w:val="heading 4"/>
+    <w:basedOn w:val="a"/>
+    <w:next w:val="a"/>
+    <w:link w:val="40"/>
     <w:uiPriority w:val="9"/>
     <w:semiHidden/>
     <w:unhideWhenUsed/>
     <w:qFormat/>
-    <w:rsid w:val="00bd76b9"/>
+    <w:rsid w:val="00BD76B9"/>
     <w:pPr>
-      <w:keepNext w:val="true"/>
+      <w:keepNext/>
       <w:keepLines/>
       <w:spacing w:before="80" w:after="40"/>
       <w:outlineLvl w:val="3"/>
     </w:pPr>
     <w:rPr>
-      <w:rFonts w:ascii="Aptos" w:hAnsi="Aptos" w:eastAsia="" w:cs="" w:asciiTheme="minorHAnsi" w:cstheme="majorBidi" w:eastAsiaTheme="majorEastAsia" w:hAnsiTheme="minorHAnsi"/>
+      <w:rFonts w:asciiTheme="minorHAnsi" w:eastAsiaTheme="majorEastAsia" w:hAnsiTheme="minorHAnsi" w:cstheme="majorBidi"/>
       <w:i/>
       <w:iCs/>
-      <w:color w:themeColor="accent1" w:themeShade="bf" w:val="2E74B5"/>
-    </w:rPr>
-  </w:style>
-  <w:style w:type="paragraph" w:styleId="Heading5">
-    <w:name w:val="Heading 5"/>
-    <w:basedOn w:val="Normal"/>
-    <w:next w:val="Normal"/>
-    <w:link w:val="5"/>
+      <w:color w:val="2E74B5" w:themeColor="accent1" w:themeShade="BF"/>
+    </w:rPr>
+  </w:style>
+  <w:style w:type="paragraph" w:styleId="5">
+    <w:name w:val="heading 5"/>
+    <w:basedOn w:val="a"/>
+    <w:next w:val="a"/>
+    <w:link w:val="50"/>
     <w:uiPriority w:val="9"/>
     <w:semiHidden/>
     <w:unhideWhenUsed/>
     <w:qFormat/>
-    <w:rsid w:val="00bd76b9"/>
+    <w:rsid w:val="00BD76B9"/>
     <w:pPr>
-      <w:keepNext w:val="true"/>
+      <w:keepNext/>
       <w:keepLines/>
       <w:spacing w:before="80" w:after="40"/>
       <w:outlineLvl w:val="4"/>
     </w:pPr>
     <w:rPr>
-      <w:rFonts w:ascii="Aptos" w:hAnsi="Aptos" w:eastAsia="" w:cs="" w:asciiTheme="minorHAnsi" w:cstheme="majorBidi" w:eastAsiaTheme="majorEastAsia" w:hAnsiTheme="minorHAnsi"/>
-      <w:color w:themeColor="accent1" w:themeShade="bf" w:val="2E74B5"/>
-    </w:rPr>
-  </w:style>
-  <w:style w:type="paragraph" w:styleId="Heading6">
-    <w:name w:val="Heading 6"/>
-    <w:basedOn w:val="Normal"/>
-    <w:next w:val="Normal"/>
-    <w:link w:val="6"/>
+      <w:rFonts w:asciiTheme="minorHAnsi" w:eastAsiaTheme="majorEastAsia" w:hAnsiTheme="minorHAnsi" w:cstheme="majorBidi"/>
+      <w:color w:val="2E74B5" w:themeColor="accent1" w:themeShade="BF"/>
+    </w:rPr>
+  </w:style>
+  <w:style w:type="paragraph" w:styleId="6">
+    <w:name w:val="heading 6"/>
+    <w:basedOn w:val="a"/>
+    <w:next w:val="a"/>
+    <w:link w:val="60"/>
     <w:uiPriority w:val="9"/>
     <w:semiHidden/>
     <w:unhideWhenUsed/>
     <w:qFormat/>
-    <w:rsid w:val="00bd76b9"/>
+    <w:rsid w:val="00BD76B9"/>
     <w:pPr>
-      <w:keepNext w:val="true"/>
+      <w:keepNext/>
       <w:keepLines/>
       <w:spacing w:before="40" w:after="0"/>
       <w:outlineLvl w:val="5"/>
     </w:pPr>
     <w:rPr>
-      <w:rFonts w:ascii="Aptos" w:hAnsi="Aptos" w:eastAsia="" w:cs="" w:asciiTheme="minorHAnsi" w:cstheme="majorBidi" w:eastAsiaTheme="majorEastAsia" w:hAnsiTheme="minorHAnsi"/>
+      <w:rFonts w:asciiTheme="minorHAnsi" w:eastAsiaTheme="majorEastAsia" w:hAnsiTheme="minorHAnsi" w:cstheme="majorBidi"/>
       <w:i/>
       <w:iCs/>
-      <w:color w:themeColor="text1" w:themeTint="a6" w:val="595959"/>
-    </w:rPr>
-  </w:style>
-  <w:style w:type="paragraph" w:styleId="Heading7">
-    <w:name w:val="Heading 7"/>
-    <w:basedOn w:val="Normal"/>
-    <w:next w:val="Normal"/>
-    <w:link w:val="7"/>
+      <w:color w:val="595959" w:themeColor="text1" w:themeTint="A6"/>
+    </w:rPr>
+  </w:style>
+  <w:style w:type="paragraph" w:styleId="7">
+    <w:name w:val="heading 7"/>
+    <w:basedOn w:val="a"/>
+    <w:next w:val="a"/>
+    <w:link w:val="70"/>
     <w:uiPriority w:val="9"/>
     <w:semiHidden/>
     <w:unhideWhenUsed/>
     <w:qFormat/>
-    <w:rsid w:val="00bd76b9"/>
+    <w:rsid w:val="00BD76B9"/>
     <w:pPr>
-      <w:keepNext w:val="true"/>
+      <w:keepNext/>
       <w:keepLines/>
       <w:spacing w:before="40" w:after="0"/>
       <w:outlineLvl w:val="6"/>
     </w:pPr>
     <w:rPr>
-      <w:rFonts w:ascii="Aptos" w:hAnsi="Aptos" w:eastAsia="" w:cs="" w:asciiTheme="minorHAnsi" w:cstheme="majorBidi" w:eastAsiaTheme="majorEastAsia" w:hAnsiTheme="minorHAnsi"/>
-      <w:color w:themeColor="text1" w:themeTint="a6" w:val="595959"/>
-    </w:rPr>
-  </w:style>
-  <w:style w:type="paragraph" w:styleId="Heading8">
-    <w:name w:val="Heading 8"/>
-    <w:basedOn w:val="Normal"/>
-    <w:next w:val="Normal"/>
-    <w:link w:val="8"/>
+      <w:rFonts w:asciiTheme="minorHAnsi" w:eastAsiaTheme="majorEastAsia" w:hAnsiTheme="minorHAnsi" w:cstheme="majorBidi"/>
+      <w:color w:val="595959" w:themeColor="text1" w:themeTint="A6"/>
+    </w:rPr>
+  </w:style>
+  <w:style w:type="paragraph" w:styleId="8">
+    <w:name w:val="heading 8"/>
+    <w:basedOn w:val="a"/>
+    <w:next w:val="a"/>
+    <w:link w:val="80"/>
     <w:uiPriority w:val="9"/>
     <w:semiHidden/>
     <w:unhideWhenUsed/>
     <w:qFormat/>
-    <w:rsid w:val="00bd76b9"/>
+    <w:rsid w:val="00BD76B9"/>
     <w:pPr>
-      <w:keepNext w:val="true"/>
+      <w:keepNext/>
       <w:keepLines/>
-      <w:spacing w:before="0" w:after="0"/>
+      <w:spacing w:after="0"/>
       <w:outlineLvl w:val="7"/>
     </w:pPr>
     <w:rPr>
-      <w:rFonts w:ascii="Aptos" w:hAnsi="Aptos" w:eastAsia="" w:cs="" w:asciiTheme="minorHAnsi" w:cstheme="majorBidi" w:eastAsiaTheme="majorEastAsia" w:hAnsiTheme="minorHAnsi"/>
+      <w:rFonts w:asciiTheme="minorHAnsi" w:eastAsiaTheme="majorEastAsia" w:hAnsiTheme="minorHAnsi" w:cstheme="majorBidi"/>
       <w:i/>
       <w:iCs/>
-      <w:color w:themeColor="text1" w:themeTint="d8" w:val="272727"/>
-    </w:rPr>
-  </w:style>
-  <w:style w:type="paragraph" w:styleId="Heading9">
-    <w:name w:val="Heading 9"/>
-    <w:basedOn w:val="Normal"/>
-    <w:next w:val="Normal"/>
-    <w:link w:val="9"/>
+      <w:color w:val="272727" w:themeColor="text1" w:themeTint="D8"/>
+    </w:rPr>
+  </w:style>
+  <w:style w:type="paragraph" w:styleId="9">
+    <w:name w:val="heading 9"/>
+    <w:basedOn w:val="a"/>
+    <w:next w:val="a"/>
+    <w:link w:val="90"/>
     <w:uiPriority w:val="9"/>
     <w:semiHidden/>
     <w:unhideWhenUsed/>
     <w:qFormat/>
-    <w:rsid w:val="00bd76b9"/>
+    <w:rsid w:val="00BD76B9"/>
     <w:pPr>
-      <w:keepNext w:val="true"/>
+      <w:keepNext/>
       <w:keepLines/>
-      <w:spacing w:before="0" w:after="0"/>
+      <w:spacing w:after="0"/>
       <w:outlineLvl w:val="8"/>
     </w:pPr>
     <w:rPr>
-      <w:rFonts w:ascii="Aptos" w:hAnsi="Aptos" w:eastAsia="" w:cs="" w:asciiTheme="minorHAnsi" w:cstheme="majorBidi" w:eastAsiaTheme="majorEastAsia" w:hAnsiTheme="minorHAnsi"/>
-      <w:color w:themeColor="text1" w:themeTint="d8" w:val="272727"/>
-    </w:rPr>
-  </w:style>
-  <w:style w:type="character" w:styleId="DefaultParagraphFont" w:default="1">
+      <w:rFonts w:asciiTheme="minorHAnsi" w:eastAsiaTheme="majorEastAsia" w:hAnsiTheme="minorHAnsi" w:cstheme="majorBidi"/>
+      <w:color w:val="272727" w:themeColor="text1" w:themeTint="D8"/>
+    </w:rPr>
+  </w:style>
+  <w:style w:type="character" w:default="1" w:styleId="a0">
     <w:name w:val="Default Paragraph Font"/>
     <w:uiPriority w:val="1"/>
     <w:semiHidden/>
     <w:unhideWhenUsed/>
-    <w:qFormat/>
-    <w:rPr/>
-  </w:style>
-  <w:style w:type="character" w:styleId="1" w:customStyle="1">
-    <w:name w:val="Заголовок 1 Знак"/>
-    <w:basedOn w:val="DefaultParagraphFont"/>
-    <w:uiPriority w:val="9"/>
-    <w:qFormat/>
-    <w:rsid w:val="00bd76b9"/>
-    <w:rPr>
-      <w:rFonts w:ascii="Aptos Display" w:hAnsi="Aptos Display" w:eastAsia="" w:cs="" w:asciiTheme="majorHAnsi" w:cstheme="majorBidi" w:eastAsiaTheme="majorEastAsia" w:hAnsiTheme="majorHAnsi"/>
-      <w:color w:themeColor="accent1" w:themeShade="bf" w:val="2E74B5"/>
-      <w:sz w:val="40"/>
-      <w:szCs w:val="40"/>
-    </w:rPr>
-  </w:style>
-  <w:style w:type="character" w:styleId="2" w:customStyle="1">
-    <w:name w:val="Заголовок 2 Знак"/>
-    <w:basedOn w:val="DefaultParagraphFont"/>
-    <w:uiPriority w:val="9"/>
-    <w:semiHidden/>
-    <w:qFormat/>
-    <w:rsid w:val="00bd76b9"/>
-    <w:rPr>
-      <w:rFonts w:ascii="Aptos Display" w:hAnsi="Aptos Display" w:eastAsia="" w:cs="" w:asciiTheme="majorHAnsi" w:cstheme="majorBidi" w:eastAsiaTheme="majorEastAsia" w:hAnsiTheme="majorHAnsi"/>
-      <w:color w:themeColor="accent1" w:themeShade="bf" w:val="2E74B5"/>
-      <w:sz w:val="32"/>
-      <w:szCs w:val="32"/>
-    </w:rPr>
-  </w:style>
-  <w:style w:type="character" w:styleId="3" w:customStyle="1">
-    <w:name w:val="Заголовок 3 Знак"/>
-    <w:basedOn w:val="DefaultParagraphFont"/>
-    <w:uiPriority w:val="9"/>
-    <w:semiHidden/>
-    <w:qFormat/>
-    <w:rsid w:val="00bd76b9"/>
-    <w:rPr>
-      <w:rFonts w:eastAsia="" w:cs="" w:cstheme="majorBidi" w:eastAsiaTheme="majorEastAsia"/>
-      <w:color w:themeColor="accent1" w:themeShade="bf" w:val="2E74B5"/>
-      <w:sz w:val="28"/>
-      <w:szCs w:val="28"/>
-    </w:rPr>
-  </w:style>
-  <w:style w:type="character" w:styleId="4" w:customStyle="1">
-    <w:name w:val="Заголовок 4 Знак"/>
-    <w:basedOn w:val="DefaultParagraphFont"/>
-    <w:uiPriority w:val="9"/>
-    <w:semiHidden/>
-    <w:qFormat/>
-    <w:rsid w:val="00bd76b9"/>
-    <w:rPr>
-      <w:rFonts w:eastAsia="" w:cs="" w:cstheme="majorBidi" w:eastAsiaTheme="majorEastAsia"/>
-      <w:i/>
-      <w:iCs/>
-      <w:color w:themeColor="accent1" w:themeShade="bf" w:val="2E74B5"/>
-      <w:sz w:val="28"/>
-    </w:rPr>
-  </w:style>
-  <w:style w:type="character" w:styleId="5" w:customStyle="1">
-    <w:name w:val="Заголовок 5 Знак"/>
-    <w:basedOn w:val="DefaultParagraphFont"/>
-    <w:uiPriority w:val="9"/>
-    <w:semiHidden/>
-    <w:qFormat/>
-    <w:rsid w:val="00bd76b9"/>
-    <w:rPr>
-      <w:rFonts w:eastAsia="" w:cs="" w:cstheme="majorBidi" w:eastAsiaTheme="majorEastAsia"/>
-      <w:color w:themeColor="accent1" w:themeShade="bf" w:val="2E74B5"/>
-      <w:sz w:val="28"/>
-    </w:rPr>
-  </w:style>
-  <w:style w:type="character" w:styleId="6" w:customStyle="1">
-    <w:name w:val="Заголовок 6 Знак"/>
-    <w:basedOn w:val="DefaultParagraphFont"/>
-    <w:uiPriority w:val="9"/>
-    <w:semiHidden/>
-    <w:qFormat/>
-    <w:rsid w:val="00bd76b9"/>
-    <w:rPr>
-      <w:rFonts w:eastAsia="" w:cs="" w:cstheme="majorBidi" w:eastAsiaTheme="majorEastAsia"/>
-      <w:i/>
-      <w:iCs/>
-      <w:color w:themeColor="text1" w:themeTint="a6" w:val="595959"/>
-      <w:sz w:val="28"/>
-    </w:rPr>
-  </w:style>
-  <w:style w:type="character" w:styleId="7" w:customStyle="1">
-    <w:name w:val="Заголовок 7 Знак"/>
-    <w:basedOn w:val="DefaultParagraphFont"/>
-    <w:uiPriority w:val="9"/>
-    <w:semiHidden/>
-    <w:qFormat/>
-    <w:rsid w:val="00bd76b9"/>
-    <w:rPr>
-      <w:rFonts w:eastAsia="" w:cs="" w:cstheme="majorBidi" w:eastAsiaTheme="majorEastAsia"/>
-      <w:color w:themeColor="text1" w:themeTint="a6" w:val="595959"/>
-      <w:sz w:val="28"/>
-    </w:rPr>
-  </w:style>
-  <w:style w:type="character" w:styleId="8" w:customStyle="1">
-    <w:name w:val="Заголовок 8 Знак"/>
-    <w:basedOn w:val="DefaultParagraphFont"/>
-    <w:uiPriority w:val="9"/>
-    <w:semiHidden/>
-    <w:qFormat/>
-    <w:rsid w:val="00bd76b9"/>
-    <w:rPr>
-      <w:rFonts w:eastAsia="" w:cs="" w:cstheme="majorBidi" w:eastAsiaTheme="majorEastAsia"/>
-      <w:i/>
-      <w:iCs/>
-      <w:color w:themeColor="text1" w:themeTint="d8" w:val="272727"/>
-      <w:sz w:val="28"/>
-    </w:rPr>
-  </w:style>
-  <w:style w:type="character" w:styleId="9" w:customStyle="1">
-    <w:name w:val="Заголовок 9 Знак"/>
-    <w:basedOn w:val="DefaultParagraphFont"/>
-    <w:uiPriority w:val="9"/>
-    <w:semiHidden/>
-    <w:qFormat/>
-    <w:rsid w:val="00bd76b9"/>
-    <w:rPr>
-      <w:rFonts w:eastAsia="" w:cs="" w:cstheme="majorBidi" w:eastAsiaTheme="majorEastAsia"/>
-      <w:color w:themeColor="text1" w:themeTint="d8" w:val="272727"/>
-      <w:sz w:val="28"/>
-    </w:rPr>
-  </w:style>
-  <w:style w:type="character" w:styleId="Style5" w:customStyle="1">
-    <w:name w:val="Заголовок Знак"/>
-    <w:basedOn w:val="DefaultParagraphFont"/>
-    <w:uiPriority w:val="10"/>
-    <w:qFormat/>
-    <w:rsid w:val="00bd76b9"/>
-    <w:rPr>
-      <w:rFonts w:ascii="Aptos Display" w:hAnsi="Aptos Display" w:eastAsia="" w:cs="" w:asciiTheme="majorHAnsi" w:cstheme="majorBidi" w:eastAsiaTheme="majorEastAsia" w:hAnsiTheme="majorHAnsi"/>
-      <w:spacing w:val="-10"/>
-      <w:kern w:val="2"/>
-      <w:sz w:val="56"/>
-      <w:szCs w:val="56"/>
-    </w:rPr>
-  </w:style>
-  <w:style w:type="character" w:styleId="Style6" w:customStyle="1">
-    <w:name w:val="Подзаголовок Знак"/>
-    <w:basedOn w:val="DefaultParagraphFont"/>
-    <w:uiPriority w:val="11"/>
-    <w:qFormat/>
-    <w:rsid w:val="00bd76b9"/>
-    <w:rPr>
-      <w:rFonts w:eastAsia="" w:cs="" w:cstheme="majorBidi" w:eastAsiaTheme="majorEastAsia"/>
-      <w:color w:themeColor="text1" w:themeTint="a6" w:val="595959"/>
-      <w:spacing w:val="15"/>
-      <w:sz w:val="28"/>
-      <w:szCs w:val="28"/>
-    </w:rPr>
-  </w:style>
-  <w:style w:type="character" w:styleId="21" w:customStyle="1">
-    <w:name w:val="Цитата 2 Знак"/>
-    <w:basedOn w:val="DefaultParagraphFont"/>
-    <w:link w:val="Quote"/>
-    <w:uiPriority w:val="29"/>
-    <w:qFormat/>
-    <w:rsid w:val="00bd76b9"/>
-    <w:rPr>
-      <w:rFonts w:ascii="Times New Roman" w:hAnsi="Times New Roman"/>
-      <w:i/>
-      <w:iCs/>
-      <w:color w:themeColor="text1" w:themeTint="bf" w:val="404040"/>
-      <w:sz w:val="28"/>
-    </w:rPr>
-  </w:style>
-  <w:style w:type="character" w:styleId="IntenseEmphasis">
-    <w:name w:val="Intense Emphasis"/>
-    <w:basedOn w:val="DefaultParagraphFont"/>
-    <w:uiPriority w:val="21"/>
-    <w:qFormat/>
-    <w:rsid w:val="00bd76b9"/>
-    <w:rPr>
-      <w:i/>
-      <w:iCs/>
-      <w:color w:themeColor="accent1" w:themeShade="bf" w:val="2E74B5"/>
-    </w:rPr>
-  </w:style>
-  <w:style w:type="character" w:styleId="Style7" w:customStyle="1">
-    <w:name w:val="Выделенная цитата Знак"/>
-    <w:basedOn w:val="DefaultParagraphFont"/>
-    <w:link w:val="IntenseQuote"/>
-    <w:uiPriority w:val="30"/>
-    <w:qFormat/>
-    <w:rsid w:val="00bd76b9"/>
-    <w:rPr>
-      <w:rFonts w:ascii="Times New Roman" w:hAnsi="Times New Roman"/>
-      <w:i/>
-      <w:iCs/>
-      <w:color w:themeColor="accent1" w:themeShade="bf" w:val="2E74B5"/>
-      <w:sz w:val="28"/>
-    </w:rPr>
-  </w:style>
-  <w:style w:type="character" w:styleId="IntenseReference">
-    <w:name w:val="Intense Reference"/>
-    <w:basedOn w:val="DefaultParagraphFont"/>
-    <w:uiPriority w:val="32"/>
-    <w:qFormat/>
-    <w:rsid w:val="00bd76b9"/>
-    <w:rPr>
-      <w:b/>
-      <w:bCs/>
-      <w:smallCaps/>
-      <w:color w:themeColor="accent1" w:themeShade="bf" w:val="2E74B5"/>
-      <w:spacing w:val="5"/>
-    </w:rPr>
-  </w:style>
-  <w:style w:type="character" w:styleId="InternetLink">
-    <w:name w:val="Internet Link"/>
-    <w:basedOn w:val="DefaultParagraphFont"/>
-    <w:uiPriority w:val="99"/>
-    <w:unhideWhenUsed/>
-    <w:qFormat/>
-    <w:rsid w:val="00a85962"/>
-    <w:rPr>
-      <w:color w:themeColor="hyperlink" w:val="0563C1"/>
-      <w:u w:val="single"/>
-    </w:rPr>
-  </w:style>
-  <w:style w:type="character" w:styleId="UnresolvedMention">
-    <w:name w:val="Unresolved Mention"/>
-    <w:basedOn w:val="DefaultParagraphFont"/>
-    <w:uiPriority w:val="99"/>
-    <w:semiHidden/>
-    <w:unhideWhenUsed/>
-    <w:qFormat/>
-    <w:rsid w:val="00a85962"/>
-    <w:rPr>
-      <w:color w:val="605E5C"/>
-      <w:shd w:fill="E1DFDD" w:val="clear"/>
-    </w:rPr>
-  </w:style>
-  <w:style w:type="paragraph" w:styleId="Style8">
-    <w:name w:val="Заголовок"/>
-    <w:basedOn w:val="Normal"/>
-    <w:next w:val="BodyText"/>
-    <w:qFormat/>
-    <w:pPr>
-      <w:keepNext w:val="true"/>
-      <w:spacing w:before="240" w:after="120"/>
-    </w:pPr>
-    <w:rPr>
-      <w:rFonts w:ascii="Liberation Sans" w:hAnsi="Liberation Sans" w:eastAsia="Microsoft YaHei" w:cs="Arial"/>
-      <w:sz w:val="28"/>
-      <w:szCs w:val="28"/>
-    </w:rPr>
-  </w:style>
-  <w:style w:type="paragraph" w:styleId="BodyText">
-    <w:name w:val="Body Text"/>
-    <w:basedOn w:val="Normal"/>
-    <w:pPr>
-      <w:spacing w:lineRule="auto" w:line="276" w:before="0" w:after="140"/>
-    </w:pPr>
-    <w:rPr/>
-  </w:style>
-  <w:style w:type="paragraph" w:styleId="List">
-    <w:name w:val="List"/>
-    <w:basedOn w:val="BodyText"/>
-    <w:pPr/>
-    <w:rPr>
-      <w:rFonts w:cs="Arial"/>
-    </w:rPr>
-  </w:style>
-  <w:style w:type="paragraph" w:styleId="Caption">
-    <w:name w:val="Caption"/>
-    <w:basedOn w:val="Normal"/>
-    <w:qFormat/>
-    <w:pPr>
-      <w:suppressLineNumbers/>
-      <w:spacing w:before="120" w:after="120"/>
-    </w:pPr>
-    <w:rPr>
-      <w:rFonts w:cs="Arial"/>
-      <w:i/>
-      <w:iCs/>
-      <w:sz w:val="24"/>
-      <w:szCs w:val="24"/>
-    </w:rPr>
-  </w:style>
-  <w:style w:type="paragraph" w:styleId="Style9">
-    <w:name w:val="Указатель"/>
-    <w:basedOn w:val="Normal"/>
-    <w:qFormat/>
-    <w:pPr>
-      <w:suppressLineNumbers/>
-    </w:pPr>
-    <w:rPr>
-      <w:rFonts w:cs="Arial"/>
-    </w:rPr>
-  </w:style>
-  <w:style w:type="paragraph" w:styleId="Title">
-    <w:name w:val="Title"/>
-    <w:basedOn w:val="Normal"/>
-    <w:next w:val="Normal"/>
-    <w:link w:val="Style5"/>
-    <w:uiPriority w:val="10"/>
-    <w:qFormat/>
-    <w:rsid w:val="00bd76b9"/>
-    <w:pPr>
-      <w:spacing w:before="0" w:after="80"/>
-      <w:contextualSpacing/>
-    </w:pPr>
-    <w:rPr>
-      <w:rFonts w:ascii="Aptos Display" w:hAnsi="Aptos Display" w:eastAsia="" w:cs="" w:asciiTheme="majorHAnsi" w:cstheme="majorBidi" w:eastAsiaTheme="majorEastAsia" w:hAnsiTheme="majorHAnsi"/>
-      <w:spacing w:val="-10"/>
-      <w:kern w:val="2"/>
-      <w:sz w:val="56"/>
-      <w:szCs w:val="56"/>
-    </w:rPr>
-  </w:style>
-  <w:style w:type="paragraph" w:styleId="Subtitle">
-    <w:name w:val="Subtitle"/>
-    <w:basedOn w:val="Normal"/>
-    <w:next w:val="Normal"/>
-    <w:link w:val="Style6"/>
-    <w:uiPriority w:val="11"/>
-    <w:qFormat/>
-    <w:rsid w:val="00bd76b9"/>
-    <w:pPr/>
-    <w:rPr>
-      <w:rFonts w:ascii="Aptos" w:hAnsi="Aptos" w:eastAsia="" w:cs="" w:asciiTheme="minorHAnsi" w:cstheme="majorBidi" w:eastAsiaTheme="majorEastAsia" w:hAnsiTheme="minorHAnsi"/>
-      <w:color w:themeColor="text1" w:themeTint="a6" w:val="595959"/>
-      <w:spacing w:val="15"/>
-      <w:szCs w:val="28"/>
-    </w:rPr>
-  </w:style>
-  <w:style w:type="paragraph" w:styleId="Quote">
-    <w:name w:val="Quote"/>
-    <w:basedOn w:val="Normal"/>
-    <w:next w:val="Normal"/>
-    <w:link w:val="21"/>
-    <w:uiPriority w:val="29"/>
-    <w:qFormat/>
-    <w:rsid w:val="00bd76b9"/>
-    <w:pPr>
-      <w:spacing w:before="160" w:after="160"/>
-      <w:jc w:val="center"/>
-    </w:pPr>
-    <w:rPr>
-      <w:i/>
-      <w:iCs/>
-      <w:color w:themeColor="text1" w:themeTint="bf" w:val="404040"/>
-    </w:rPr>
-  </w:style>
-  <w:style w:type="paragraph" w:styleId="ListParagraph">
-    <w:name w:val="List Paragraph"/>
-    <w:basedOn w:val="Normal"/>
-    <w:uiPriority w:val="34"/>
-    <w:qFormat/>
-    <w:rsid w:val="00bd76b9"/>
-    <w:pPr>
-      <w:spacing w:before="0" w:after="160"/>
-      <w:ind w:left="720"/>
-      <w:contextualSpacing/>
-    </w:pPr>
-    <w:rPr/>
-  </w:style>
-  <w:style w:type="paragraph" w:styleId="IntenseQuote">
-    <w:name w:val="Intense Quote"/>
-    <w:basedOn w:val="Normal"/>
-    <w:next w:val="Normal"/>
-    <w:link w:val="Style7"/>
-    <w:uiPriority w:val="30"/>
-    <w:qFormat/>
-    <w:rsid w:val="00bd76b9"/>
-    <w:pPr>
-      <w:pBdr>
-        <w:top w:val="single" w:sz="4" w:space="10" w:color="2E74B5" w:themeColor="accent1" w:themeShade="bf"/>
-        <w:bottom w:val="single" w:sz="4" w:space="10" w:color="2E74B5" w:themeColor="accent1" w:themeShade="bf"/>
-      </w:pBdr>
-      <w:spacing w:before="360" w:after="360"/>
-      <w:ind w:left="864" w:right="864"/>
-      <w:jc w:val="center"/>
-    </w:pPr>
-    <w:rPr>
-      <w:i/>
-      <w:iCs/>
-      <w:color w:themeColor="accent1" w:themeShade="bf" w:val="2E74B5"/>
-    </w:rPr>
-  </w:style>
-  <w:style w:type="numbering" w:styleId="Style10" w:default="1">
-    <w:name w:val="Без списка"/>
-    <w:uiPriority w:val="99"/>
-    <w:semiHidden/>
-    <w:unhideWhenUsed/>
-    <w:qFormat/>
   </w:style>
   <w:style w:type="table" w:default="1" w:styleId="a1">
     <w:name w:val="Normal Table"/>
@@ -3178,6 +2433,7 @@
     <w:semiHidden/>
     <w:unhideWhenUsed/>
     <w:tblPr>
+      <w:tblInd w:w="0" w:type="dxa"/>
       <w:tblCellMar>
         <w:top w:w="0" w:type="dxa"/>
         <w:left w:w="108" w:type="dxa"/>
@@ -3186,58 +2442,444 @@
       </w:tblCellMar>
     </w:tblPr>
   </w:style>
+  <w:style w:type="numbering" w:default="1" w:styleId="a2">
+    <w:name w:val="No List"/>
+    <w:uiPriority w:val="99"/>
+    <w:semiHidden/>
+    <w:unhideWhenUsed/>
+  </w:style>
+  <w:style w:type="character" w:customStyle="1" w:styleId="10">
+    <w:name w:val="Заголовок 1 Знак"/>
+    <w:basedOn w:val="a0"/>
+    <w:link w:val="1"/>
+    <w:uiPriority w:val="9"/>
+    <w:qFormat/>
+    <w:rsid w:val="00BD76B9"/>
+    <w:rPr>
+      <w:rFonts w:asciiTheme="majorHAnsi" w:eastAsiaTheme="majorEastAsia" w:hAnsiTheme="majorHAnsi" w:cstheme="majorBidi"/>
+      <w:color w:val="2E74B5" w:themeColor="accent1" w:themeShade="BF"/>
+      <w:sz w:val="40"/>
+      <w:szCs w:val="40"/>
+    </w:rPr>
+  </w:style>
+  <w:style w:type="character" w:customStyle="1" w:styleId="20">
+    <w:name w:val="Заголовок 2 Знак"/>
+    <w:basedOn w:val="a0"/>
+    <w:link w:val="2"/>
+    <w:uiPriority w:val="9"/>
+    <w:semiHidden/>
+    <w:qFormat/>
+    <w:rsid w:val="00BD76B9"/>
+    <w:rPr>
+      <w:rFonts w:asciiTheme="majorHAnsi" w:eastAsiaTheme="majorEastAsia" w:hAnsiTheme="majorHAnsi" w:cstheme="majorBidi"/>
+      <w:color w:val="2E74B5" w:themeColor="accent1" w:themeShade="BF"/>
+      <w:sz w:val="32"/>
+      <w:szCs w:val="32"/>
+    </w:rPr>
+  </w:style>
+  <w:style w:type="character" w:customStyle="1" w:styleId="30">
+    <w:name w:val="Заголовок 3 Знак"/>
+    <w:basedOn w:val="a0"/>
+    <w:link w:val="3"/>
+    <w:uiPriority w:val="9"/>
+    <w:semiHidden/>
+    <w:qFormat/>
+    <w:rsid w:val="00BD76B9"/>
+    <w:rPr>
+      <w:rFonts w:eastAsiaTheme="majorEastAsia" w:cstheme="majorBidi"/>
+      <w:color w:val="2E74B5" w:themeColor="accent1" w:themeShade="BF"/>
+      <w:sz w:val="28"/>
+      <w:szCs w:val="28"/>
+    </w:rPr>
+  </w:style>
+  <w:style w:type="character" w:customStyle="1" w:styleId="40">
+    <w:name w:val="Заголовок 4 Знак"/>
+    <w:basedOn w:val="a0"/>
+    <w:link w:val="4"/>
+    <w:uiPriority w:val="9"/>
+    <w:semiHidden/>
+    <w:qFormat/>
+    <w:rsid w:val="00BD76B9"/>
+    <w:rPr>
+      <w:rFonts w:eastAsiaTheme="majorEastAsia" w:cstheme="majorBidi"/>
+      <w:i/>
+      <w:iCs/>
+      <w:color w:val="2E74B5" w:themeColor="accent1" w:themeShade="BF"/>
+      <w:sz w:val="28"/>
+    </w:rPr>
+  </w:style>
+  <w:style w:type="character" w:customStyle="1" w:styleId="50">
+    <w:name w:val="Заголовок 5 Знак"/>
+    <w:basedOn w:val="a0"/>
+    <w:link w:val="5"/>
+    <w:uiPriority w:val="9"/>
+    <w:semiHidden/>
+    <w:qFormat/>
+    <w:rsid w:val="00BD76B9"/>
+    <w:rPr>
+      <w:rFonts w:eastAsiaTheme="majorEastAsia" w:cstheme="majorBidi"/>
+      <w:color w:val="2E74B5" w:themeColor="accent1" w:themeShade="BF"/>
+      <w:sz w:val="28"/>
+    </w:rPr>
+  </w:style>
+  <w:style w:type="character" w:customStyle="1" w:styleId="60">
+    <w:name w:val="Заголовок 6 Знак"/>
+    <w:basedOn w:val="a0"/>
+    <w:link w:val="6"/>
+    <w:uiPriority w:val="9"/>
+    <w:semiHidden/>
+    <w:qFormat/>
+    <w:rsid w:val="00BD76B9"/>
+    <w:rPr>
+      <w:rFonts w:eastAsiaTheme="majorEastAsia" w:cstheme="majorBidi"/>
+      <w:i/>
+      <w:iCs/>
+      <w:color w:val="595959" w:themeColor="text1" w:themeTint="A6"/>
+      <w:sz w:val="28"/>
+    </w:rPr>
+  </w:style>
+  <w:style w:type="character" w:customStyle="1" w:styleId="70">
+    <w:name w:val="Заголовок 7 Знак"/>
+    <w:basedOn w:val="a0"/>
+    <w:link w:val="7"/>
+    <w:uiPriority w:val="9"/>
+    <w:semiHidden/>
+    <w:qFormat/>
+    <w:rsid w:val="00BD76B9"/>
+    <w:rPr>
+      <w:rFonts w:eastAsiaTheme="majorEastAsia" w:cstheme="majorBidi"/>
+      <w:color w:val="595959" w:themeColor="text1" w:themeTint="A6"/>
+      <w:sz w:val="28"/>
+    </w:rPr>
+  </w:style>
+  <w:style w:type="character" w:customStyle="1" w:styleId="80">
+    <w:name w:val="Заголовок 8 Знак"/>
+    <w:basedOn w:val="a0"/>
+    <w:link w:val="8"/>
+    <w:uiPriority w:val="9"/>
+    <w:semiHidden/>
+    <w:qFormat/>
+    <w:rsid w:val="00BD76B9"/>
+    <w:rPr>
+      <w:rFonts w:eastAsiaTheme="majorEastAsia" w:cstheme="majorBidi"/>
+      <w:i/>
+      <w:iCs/>
+      <w:color w:val="272727" w:themeColor="text1" w:themeTint="D8"/>
+      <w:sz w:val="28"/>
+    </w:rPr>
+  </w:style>
+  <w:style w:type="character" w:customStyle="1" w:styleId="90">
+    <w:name w:val="Заголовок 9 Знак"/>
+    <w:basedOn w:val="a0"/>
+    <w:link w:val="9"/>
+    <w:uiPriority w:val="9"/>
+    <w:semiHidden/>
+    <w:qFormat/>
+    <w:rsid w:val="00BD76B9"/>
+    <w:rPr>
+      <w:rFonts w:eastAsiaTheme="majorEastAsia" w:cstheme="majorBidi"/>
+      <w:color w:val="272727" w:themeColor="text1" w:themeTint="D8"/>
+      <w:sz w:val="28"/>
+    </w:rPr>
+  </w:style>
+  <w:style w:type="character" w:customStyle="1" w:styleId="a3">
+    <w:name w:val="Заголовок Знак"/>
+    <w:basedOn w:val="a0"/>
+    <w:link w:val="a4"/>
+    <w:uiPriority w:val="10"/>
+    <w:qFormat/>
+    <w:rsid w:val="00BD76B9"/>
+    <w:rPr>
+      <w:rFonts w:asciiTheme="majorHAnsi" w:eastAsiaTheme="majorEastAsia" w:hAnsiTheme="majorHAnsi" w:cstheme="majorBidi"/>
+      <w:spacing w:val="-10"/>
+      <w:kern w:val="2"/>
+      <w:sz w:val="56"/>
+      <w:szCs w:val="56"/>
+    </w:rPr>
+  </w:style>
+  <w:style w:type="character" w:customStyle="1" w:styleId="a5">
+    <w:name w:val="Подзаголовок Знак"/>
+    <w:basedOn w:val="a0"/>
+    <w:link w:val="a6"/>
+    <w:uiPriority w:val="11"/>
+    <w:qFormat/>
+    <w:rsid w:val="00BD76B9"/>
+    <w:rPr>
+      <w:rFonts w:eastAsiaTheme="majorEastAsia" w:cstheme="majorBidi"/>
+      <w:color w:val="595959" w:themeColor="text1" w:themeTint="A6"/>
+      <w:spacing w:val="15"/>
+      <w:sz w:val="28"/>
+      <w:szCs w:val="28"/>
+    </w:rPr>
+  </w:style>
+  <w:style w:type="character" w:customStyle="1" w:styleId="21">
+    <w:name w:val="Цитата 2 Знак"/>
+    <w:basedOn w:val="a0"/>
+    <w:link w:val="22"/>
+    <w:uiPriority w:val="29"/>
+    <w:qFormat/>
+    <w:rsid w:val="00BD76B9"/>
+    <w:rPr>
+      <w:rFonts w:ascii="Times New Roman" w:hAnsi="Times New Roman"/>
+      <w:i/>
+      <w:iCs/>
+      <w:color w:val="404040" w:themeColor="text1" w:themeTint="BF"/>
+      <w:sz w:val="28"/>
+    </w:rPr>
+  </w:style>
+  <w:style w:type="character" w:styleId="a7">
+    <w:name w:val="Intense Emphasis"/>
+    <w:basedOn w:val="a0"/>
+    <w:uiPriority w:val="21"/>
+    <w:qFormat/>
+    <w:rsid w:val="00BD76B9"/>
+    <w:rPr>
+      <w:i/>
+      <w:iCs/>
+      <w:color w:val="2E74B5" w:themeColor="accent1" w:themeShade="BF"/>
+    </w:rPr>
+  </w:style>
+  <w:style w:type="character" w:customStyle="1" w:styleId="a8">
+    <w:name w:val="Выделенная цитата Знак"/>
+    <w:basedOn w:val="a0"/>
+    <w:link w:val="a9"/>
+    <w:uiPriority w:val="30"/>
+    <w:qFormat/>
+    <w:rsid w:val="00BD76B9"/>
+    <w:rPr>
+      <w:rFonts w:ascii="Times New Roman" w:hAnsi="Times New Roman"/>
+      <w:i/>
+      <w:iCs/>
+      <w:color w:val="2E74B5" w:themeColor="accent1" w:themeShade="BF"/>
+      <w:sz w:val="28"/>
+    </w:rPr>
+  </w:style>
+  <w:style w:type="character" w:styleId="aa">
+    <w:name w:val="Intense Reference"/>
+    <w:basedOn w:val="a0"/>
+    <w:uiPriority w:val="32"/>
+    <w:qFormat/>
+    <w:rsid w:val="00BD76B9"/>
+    <w:rPr>
+      <w:b/>
+      <w:bCs/>
+      <w:smallCaps/>
+      <w:color w:val="2E74B5" w:themeColor="accent1" w:themeShade="BF"/>
+      <w:spacing w:val="5"/>
+    </w:rPr>
+  </w:style>
+  <w:style w:type="character" w:customStyle="1" w:styleId="InternetLink">
+    <w:name w:val="Internet Link"/>
+    <w:basedOn w:val="a0"/>
+    <w:uiPriority w:val="99"/>
+    <w:unhideWhenUsed/>
+    <w:qFormat/>
+    <w:rsid w:val="00A85962"/>
+    <w:rPr>
+      <w:color w:val="0563C1" w:themeColor="hyperlink"/>
+      <w:u w:val="single"/>
+    </w:rPr>
+  </w:style>
+  <w:style w:type="character" w:styleId="ab">
+    <w:name w:val="Unresolved Mention"/>
+    <w:basedOn w:val="a0"/>
+    <w:uiPriority w:val="99"/>
+    <w:semiHidden/>
+    <w:unhideWhenUsed/>
+    <w:qFormat/>
+    <w:rsid w:val="00A85962"/>
+    <w:rPr>
+      <w:color w:val="605E5C"/>
+      <w:shd w:val="clear" w:color="auto" w:fill="E1DFDD"/>
+    </w:rPr>
+  </w:style>
+  <w:style w:type="paragraph" w:styleId="a4">
+    <w:name w:val="Title"/>
+    <w:basedOn w:val="a"/>
+    <w:next w:val="ac"/>
+    <w:link w:val="a3"/>
+    <w:uiPriority w:val="10"/>
+    <w:qFormat/>
+    <w:rsid w:val="00BD76B9"/>
+    <w:pPr>
+      <w:spacing w:after="80"/>
+      <w:contextualSpacing/>
+    </w:pPr>
+    <w:rPr>
+      <w:rFonts w:asciiTheme="majorHAnsi" w:eastAsiaTheme="majorEastAsia" w:hAnsiTheme="majorHAnsi" w:cstheme="majorBidi"/>
+      <w:spacing w:val="-10"/>
+      <w:kern w:val="2"/>
+      <w:sz w:val="56"/>
+      <w:szCs w:val="56"/>
+    </w:rPr>
+  </w:style>
+  <w:style w:type="paragraph" w:styleId="ac">
+    <w:name w:val="Body Text"/>
+    <w:basedOn w:val="a"/>
+    <w:pPr>
+      <w:spacing w:after="140" w:line="276" w:lineRule="auto"/>
+    </w:pPr>
+  </w:style>
+  <w:style w:type="paragraph" w:styleId="ad">
+    <w:name w:val="List"/>
+    <w:basedOn w:val="ac"/>
+    <w:rPr>
+      <w:rFonts w:cs="Arial"/>
+    </w:rPr>
+  </w:style>
+  <w:style w:type="paragraph" w:styleId="ae">
+    <w:name w:val="caption"/>
+    <w:basedOn w:val="a"/>
+    <w:qFormat/>
+    <w:pPr>
+      <w:suppressLineNumbers/>
+      <w:spacing w:before="120" w:after="120"/>
+    </w:pPr>
+    <w:rPr>
+      <w:rFonts w:cs="Arial"/>
+      <w:i/>
+      <w:iCs/>
+      <w:sz w:val="24"/>
+      <w:szCs w:val="24"/>
+    </w:rPr>
+  </w:style>
+  <w:style w:type="paragraph" w:styleId="af">
+    <w:name w:val="index heading"/>
+    <w:basedOn w:val="a"/>
+    <w:qFormat/>
+    <w:pPr>
+      <w:suppressLineNumbers/>
+    </w:pPr>
+    <w:rPr>
+      <w:rFonts w:cs="Arial"/>
+    </w:rPr>
+  </w:style>
+  <w:style w:type="paragraph" w:styleId="a6">
+    <w:name w:val="Subtitle"/>
+    <w:basedOn w:val="a"/>
+    <w:next w:val="a"/>
+    <w:link w:val="a5"/>
+    <w:uiPriority w:val="11"/>
+    <w:qFormat/>
+    <w:rsid w:val="00BD76B9"/>
+    <w:rPr>
+      <w:rFonts w:asciiTheme="minorHAnsi" w:eastAsiaTheme="majorEastAsia" w:hAnsiTheme="minorHAnsi" w:cstheme="majorBidi"/>
+      <w:color w:val="595959" w:themeColor="text1" w:themeTint="A6"/>
+      <w:spacing w:val="15"/>
+      <w:szCs w:val="28"/>
+    </w:rPr>
+  </w:style>
+  <w:style w:type="paragraph" w:styleId="22">
+    <w:name w:val="Quote"/>
+    <w:basedOn w:val="a"/>
+    <w:next w:val="a"/>
+    <w:link w:val="21"/>
+    <w:uiPriority w:val="29"/>
+    <w:qFormat/>
+    <w:rsid w:val="00BD76B9"/>
+    <w:pPr>
+      <w:spacing w:before="160"/>
+      <w:jc w:val="center"/>
+    </w:pPr>
+    <w:rPr>
+      <w:i/>
+      <w:iCs/>
+      <w:color w:val="404040" w:themeColor="text1" w:themeTint="BF"/>
+    </w:rPr>
+  </w:style>
+  <w:style w:type="paragraph" w:styleId="af0">
+    <w:name w:val="List Paragraph"/>
+    <w:basedOn w:val="a"/>
+    <w:uiPriority w:val="34"/>
+    <w:qFormat/>
+    <w:rsid w:val="00BD76B9"/>
+    <w:pPr>
+      <w:ind w:left="720"/>
+      <w:contextualSpacing/>
+    </w:pPr>
+  </w:style>
+  <w:style w:type="paragraph" w:styleId="a9">
+    <w:name w:val="Intense Quote"/>
+    <w:basedOn w:val="a"/>
+    <w:next w:val="a"/>
+    <w:link w:val="a8"/>
+    <w:uiPriority w:val="30"/>
+    <w:qFormat/>
+    <w:rsid w:val="00BD76B9"/>
+    <w:pPr>
+      <w:pBdr>
+        <w:top w:val="single" w:sz="4" w:space="10" w:color="2E74B5" w:themeColor="accent1" w:themeShade="BF"/>
+        <w:bottom w:val="single" w:sz="4" w:space="10" w:color="2E74B5" w:themeColor="accent1" w:themeShade="BF"/>
+      </w:pBdr>
+      <w:spacing w:before="360" w:after="360"/>
+      <w:ind w:left="864" w:right="864"/>
+      <w:jc w:val="center"/>
+    </w:pPr>
+    <w:rPr>
+      <w:i/>
+      <w:iCs/>
+      <w:color w:val="2E74B5" w:themeColor="accent1" w:themeShade="BF"/>
+    </w:rPr>
+  </w:style>
+  <w:style w:type="numbering" w:customStyle="1" w:styleId="af1">
+    <w:name w:val="Без списка"/>
+    <w:uiPriority w:val="99"/>
+    <w:semiHidden/>
+    <w:unhideWhenUsed/>
+    <w:qFormat/>
+  </w:style>
 </w:styles>
 </file>
 
 <file path=word/theme/theme1.xml><?xml version="1.0" encoding="utf-8"?>
-<a:theme xmlns:a="http://schemas.openxmlformats.org/drawingml/2006/main" xmlns:r="http://schemas.openxmlformats.org/officeDocument/2006/relationships" name="Тема Office">
+<a:theme xmlns:a="http://schemas.openxmlformats.org/drawingml/2006/main" name="Тема Office">
   <a:themeElements>
     <a:clrScheme name="Стандартная">
       <a:dk1>
         <a:srgbClr val="000000"/>
       </a:dk1>
       <a:lt1>
-        <a:srgbClr val="ffffff"/>
+        <a:srgbClr val="FFFFFF"/>
       </a:lt1>
       <a:dk2>
-        <a:srgbClr val="44546a"/>
+        <a:srgbClr val="44546A"/>
       </a:dk2>
       <a:lt2>
-        <a:srgbClr val="e7e6e6"/>
+        <a:srgbClr val="E7E6E6"/>
       </a:lt2>
       <a:accent1>
-        <a:srgbClr val="5b9bd5"/>
+        <a:srgbClr val="5B9BD5"/>
       </a:accent1>
       <a:accent2>
-        <a:srgbClr val="ed7d31"/>
+        <a:srgbClr val="ED7D31"/>
       </a:accent2>
       <a:accent3>
-        <a:srgbClr val="a5a5a5"/>
+        <a:srgbClr val="A5A5A5"/>
       </a:accent3>
       <a:accent4>
-        <a:srgbClr val="ffc000"/>
+        <a:srgbClr val="FFC000"/>
       </a:accent4>
       <a:accent5>
-        <a:srgbClr val="4472c4"/>
+        <a:srgbClr val="4472C4"/>
       </a:accent5>
       <a:accent6>
-        <a:srgbClr val="70ad47"/>
+        <a:srgbClr val="70AD47"/>
       </a:accent6>
       <a:hlink>
-        <a:srgbClr val="0563c1"/>
+        <a:srgbClr val="0563C1"/>
       </a:hlink>
       <a:folHlink>
-        <a:srgbClr val="954f72"/>
+        <a:srgbClr val="954F72"/>
       </a:folHlink>
     </a:clrScheme>
     <a:fontScheme name="Стандартная">
       <a:majorFont>
-        <a:latin typeface="Aptos Display" panose="02110004020202020204" pitchFamily="0" charset="1"/>
+        <a:latin typeface="Aptos Display" panose="02110004020202020204"/>
         <a:ea typeface=""/>
         <a:cs typeface=""/>
       </a:majorFont>
       <a:minorFont>
-        <a:latin typeface="Aptos" panose="02110004020202020204" pitchFamily="0" charset="1"/>
+        <a:latin typeface="Aptos" panose="02110004020202020204"/>
         <a:ea typeface=""/>
         <a:cs typeface=""/>
       </a:minorFont>
@@ -3269,7 +2911,7 @@
             </a:gs>
           </a:gsLst>
           <a:lin ang="5400000" scaled="0"/>
-          <a:tileRect l="0" t="0" r="0" b="0"/>
+          <a:tileRect/>
         </a:gradFill>
         <a:gradFill>
           <a:gsLst>
@@ -3293,7 +2935,7 @@
             </a:gs>
           </a:gsLst>
           <a:lin ang="5400000" scaled="0"/>
-          <a:tileRect l="0" t="0" r="0" b="0"/>
+          <a:tileRect/>
         </a:gradFill>
       </a:fillStyleLst>
       <a:lnStyleLst>
@@ -3353,10 +2995,12 @@
             </a:gs>
           </a:gsLst>
           <a:lin ang="5400000" scaled="0"/>
-          <a:tileRect l="0" t="0" r="0" b="0"/>
+          <a:tileRect/>
         </a:gradFill>
       </a:bgFillStyleLst>
     </a:fmtScheme>
   </a:themeElements>
+  <a:objectDefaults/>
+  <a:extraClrSchemeLst/>
 </a:theme>
 </file>
--- a/Система/Созыкин/18 - система доменных имён DNS.docx
+++ b/Система/Созыкин/18 - система доменных имён DNS.docx
@@ -777,12 +777,6 @@
     </w:p>
     <w:p>
       <w:pPr>
-        <w:pStyle w:val="af0"/>
-        <w:spacing w:after="0"/>
-      </w:pPr>
-    </w:p>
-    <w:p>
-      <w:pPr>
         <w:spacing w:after="0"/>
       </w:pPr>
     </w:p>
@@ -919,20 +913,13 @@
     <w:p>
       <w:pPr>
         <w:spacing w:after="0"/>
+        <w:rPr>
+          <w:lang w:val="en-US"/>
+        </w:rPr>
       </w:pPr>
       <w:r>
         <w:t>Существуют домены большей вложенности – бывают домены третьего и четвёртого уровня.</w:t>
       </w:r>
-    </w:p>
-    <w:p>
-      <w:pPr>
-        <w:spacing w:after="0"/>
-      </w:pPr>
-    </w:p>
-    <w:p>
-      <w:pPr>
-        <w:spacing w:after="0"/>
-      </w:pPr>
     </w:p>
     <w:p>
       <w:pPr>
@@ -1153,6 +1140,9 @@
     <w:p>
       <w:pPr>
         <w:spacing w:after="0"/>
+        <w:rPr>
+          <w:lang w:val="en-US"/>
+        </w:rPr>
       </w:pPr>
       <w:r>
         <w:t xml:space="preserve">- </w:t>
@@ -1195,18 +1185,18 @@
     <w:p>
       <w:pPr>
         <w:spacing w:after="0"/>
-        <w:rPr>
-          <w:lang w:val="en-US"/>
-        </w:rPr>
-      </w:pPr>
-    </w:p>
-    <w:p>
-      <w:pPr>
-        <w:spacing w:after="0"/>
-        <w:rPr>
-          <w:lang w:val="en-US"/>
-        </w:rPr>
-      </w:pPr>
+      </w:pPr>
+      <w:r>
+        <w:t>Как распределяются доменные имена?</w:t>
+      </w:r>
+    </w:p>
+    <w:p>
+      <w:pPr>
+        <w:spacing w:after="0"/>
+      </w:pPr>
+      <w:r>
+        <w:t>Этим занимаются специальные организации, которые называются регистраторы доменных имён.</w:t>
+      </w:r>
     </w:p>
     <w:p>
       <w:pPr>
@@ -1214,22 +1204,6 @@
       </w:pPr>
       <w:r>
         <w:lastRenderedPageBreak/>
-        <w:t>Как распределяются доменные имена?</w:t>
-      </w:r>
-    </w:p>
-    <w:p>
-      <w:pPr>
-        <w:spacing w:after="0"/>
-      </w:pPr>
-      <w:r>
-        <w:t>Этим занимаются специальные организации, которые называются регистраторы доменных имён.</w:t>
-      </w:r>
-    </w:p>
-    <w:p>
-      <w:pPr>
-        <w:spacing w:after="0"/>
-      </w:pPr>
-      <w:r>
         <w:t xml:space="preserve">У корневого домена только один регистратор – </w:t>
       </w:r>
       <w:r>
